--- a/src/core/generation/templates/vertical.docx
+++ b/src/core/generation/templates/vertical.docx
@@ -55,7 +55,7 @@
             <w:tr>
               <w:trPr>
                 <w:cantSplit/>
-                <w:trHeight w:hRule="exact" w:val="2880"/>
+                <w:trHeight w:hRule="exact" w:val="2741"/>
               </w:trPr>
               <w:tc>
                 <w:tcPr>
@@ -116,7 +116,7 @@
           <w:tbl>
             <w:tblPr>
               <w:tblStyle w:val="TableGrid"/>
-              <w:tblpPr w:vertAnchor="page" w:horzAnchor="margin" w:tblpX="72" w:tblpY="3520"/>
+              <w:tblpPr w:vertAnchor="page" w:horzAnchor="margin" w:tblpX="72" w:tblpY="3423"/>
               <w:tblOverlap w:val="never"/>
               <w:tblW w:w="3294" w:type="dxa"/>
               <w:tblBorders>
@@ -131,18 +131,18 @@
               <w:tblLook w:val="04A0" w:firstRow="1" w:lastRow="0" w:firstColumn="1" w:lastColumn="0" w:noHBand="0" w:noVBand="1"/>
             </w:tblPr>
             <w:tblGrid>
-              <w:gridCol w:w="1313"/>
-              <w:gridCol w:w="757"/>
-              <w:gridCol w:w="1224"/>
+              <w:gridCol w:w="1440"/>
+              <w:gridCol w:w="900"/>
+              <w:gridCol w:w="954"/>
             </w:tblGrid>
             <w:tr>
               <w:trPr>
                 <w:cantSplit/>
-                <w:trHeight w:val="1260"/>
+                <w:trHeight w:val="1346"/>
               </w:trPr>
               <w:tc>
                 <w:tcPr>
-                  <w:tcW w:w="1313" w:type="dxa"/>
+                  <w:tcW w:w="1440" w:type="dxa"/>
                   <w:tcBorders>
                     <w:top w:val="nil"/>
                     <w:left w:val="nil"/>
@@ -166,7 +166,7 @@
               </w:tc>
               <w:tc>
                 <w:tcPr>
-                  <w:tcW w:w="757" w:type="dxa"/>
+                  <w:tcW w:w="900" w:type="dxa"/>
                   <w:tcBorders>
                     <w:top w:val="nil"/>
                     <w:left w:val="nil"/>
@@ -200,7 +200,7 @@
               </w:tc>
               <w:tc>
                 <w:tcPr>
-                  <w:tcW w:w="1224" w:type="dxa"/>
+                  <w:tcW w:w="954" w:type="dxa"/>
                   <w:tcBorders>
                     <w:top w:val="nil"/>
                     <w:bottom w:val="nil"/>

--- a/src/core/generation/templates/vertical.docx
+++ b/src/core/generation/templates/vertical.docx
@@ -55,7 +55,7 @@
             <w:tr>
               <w:trPr>
                 <w:cantSplit/>
-                <w:trHeight w:hRule="exact" w:val="2741"/>
+                <w:trHeight w:hRule="exact" w:val="2880"/>
               </w:trPr>
               <w:tc>
                 <w:tcPr>
@@ -116,7 +116,7 @@
           <w:tbl>
             <w:tblPr>
               <w:tblStyle w:val="TableGrid"/>
-              <w:tblpPr w:vertAnchor="page" w:horzAnchor="margin" w:tblpX="72" w:tblpY="3423"/>
+              <w:tblpPr w:vertAnchor="page" w:horzAnchor="margin" w:tblpX="72" w:tblpY="3520"/>
               <w:tblOverlap w:val="never"/>
               <w:tblW w:w="3294" w:type="dxa"/>
               <w:tblBorders>
@@ -131,18 +131,18 @@
               <w:tblLook w:val="04A0" w:firstRow="1" w:lastRow="0" w:firstColumn="1" w:lastColumn="0" w:noHBand="0" w:noVBand="1"/>
             </w:tblPr>
             <w:tblGrid>
-              <w:gridCol w:w="1440"/>
-              <w:gridCol w:w="900"/>
-              <w:gridCol w:w="954"/>
+              <w:gridCol w:w="1313"/>
+              <w:gridCol w:w="757"/>
+              <w:gridCol w:w="1224"/>
             </w:tblGrid>
             <w:tr>
               <w:trPr>
                 <w:cantSplit/>
-                <w:trHeight w:val="1346"/>
+                <w:trHeight w:val="1260"/>
               </w:trPr>
               <w:tc>
                 <w:tcPr>
-                  <w:tcW w:w="1440" w:type="dxa"/>
+                  <w:tcW w:w="1313" w:type="dxa"/>
                   <w:tcBorders>
                     <w:top w:val="nil"/>
                     <w:left w:val="nil"/>
@@ -166,7 +166,7 @@
               </w:tc>
               <w:tc>
                 <w:tcPr>
-                  <w:tcW w:w="900" w:type="dxa"/>
+                  <w:tcW w:w="757" w:type="dxa"/>
                   <w:tcBorders>
                     <w:top w:val="nil"/>
                     <w:left w:val="nil"/>
@@ -200,7 +200,7 @@
               </w:tc>
               <w:tc>
                 <w:tcPr>
-                  <w:tcW w:w="954" w:type="dxa"/>
+                  <w:tcW w:w="1224" w:type="dxa"/>
                   <w:tcBorders>
                     <w:top w:val="nil"/>
                     <w:bottom w:val="nil"/>

--- a/src/core/generation/templates/vertical.docx
+++ b/src/core/generation/templates/vertical.docx
@@ -131,9 +131,9 @@
               <w:tblLook w:val="04A0" w:firstRow="1" w:lastRow="0" w:firstColumn="1" w:lastColumn="0" w:noHBand="0" w:noVBand="1"/>
             </w:tblPr>
             <w:tblGrid>
-              <w:gridCol w:w="1313"/>
-              <w:gridCol w:w="757"/>
-              <w:gridCol w:w="1224"/>
+              <w:gridCol w:w="1350"/>
+              <w:gridCol w:w="810"/>
+              <w:gridCol w:w="1134"/>
             </w:tblGrid>
             <w:tr>
               <w:trPr>
@@ -142,7 +142,7 @@
               </w:trPr>
               <w:tc>
                 <w:tcPr>
-                  <w:tcW w:w="1313" w:type="dxa"/>
+                  <w:tcW w:w="1350" w:type="dxa"/>
                   <w:tcBorders>
                     <w:top w:val="nil"/>
                     <w:left w:val="nil"/>
@@ -166,7 +166,7 @@
               </w:tc>
               <w:tc>
                 <w:tcPr>
-                  <w:tcW w:w="757" w:type="dxa"/>
+                  <w:tcW w:w="810" w:type="dxa"/>
                   <w:tcBorders>
                     <w:top w:val="nil"/>
                     <w:left w:val="nil"/>
@@ -200,7 +200,7 @@
               </w:tc>
               <w:tc>
                 <w:tcPr>
-                  <w:tcW w:w="1224" w:type="dxa"/>
+                  <w:tcW w:w="1134" w:type="dxa"/>
                   <w:tcBorders>
                     <w:top w:val="nil"/>
                     <w:bottom w:val="nil"/>

--- a/src/core/generation/templates/vertical.docx
+++ b/src/core/generation/templates/vertical.docx
@@ -131,9 +131,9 @@
               <w:tblLook w:val="04A0" w:firstRow="1" w:lastRow="0" w:firstColumn="1" w:lastColumn="0" w:noHBand="0" w:noVBand="1"/>
             </w:tblPr>
             <w:tblGrid>
-              <w:gridCol w:w="1350"/>
+              <w:gridCol w:w="1440"/>
               <w:gridCol w:w="810"/>
-              <w:gridCol w:w="1134"/>
+              <w:gridCol w:w="1044"/>
             </w:tblGrid>
             <w:tr>
               <w:trPr>
@@ -142,7 +142,7 @@
               </w:trPr>
               <w:tc>
                 <w:tcPr>
-                  <w:tcW w:w="1350" w:type="dxa"/>
+                  <w:tcW w:w="1440" w:type="dxa"/>
                   <w:tcBorders>
                     <w:top w:val="nil"/>
                     <w:left w:val="nil"/>
@@ -200,7 +200,7 @@
               </w:tc>
               <w:tc>
                 <w:tcPr>
-                  <w:tcW w:w="1134" w:type="dxa"/>
+                  <w:tcW w:w="1044" w:type="dxa"/>
                   <w:tcBorders>
                     <w:top w:val="nil"/>
                     <w:bottom w:val="nil"/>

--- a/src/core/generation/templates/vertical.docx
+++ b/src/core/generation/templates/vertical.docx
@@ -116,9 +116,10 @@
           <w:tbl>
             <w:tblPr>
               <w:tblStyle w:val="TableGrid"/>
-              <w:tblpPr w:vertAnchor="page" w:horzAnchor="margin" w:tblpX="72" w:tblpY="3520"/>
+              <w:tblpPr w:vertAnchor="page" w:horzAnchor="margin" w:tblpXSpec="center" w:tblpY="3520"/>
               <w:tblOverlap w:val="never"/>
               <w:tblW w:w="3294" w:type="dxa"/>
+              <w:jc w:val="center"/>
               <w:tblBorders>
                 <w:insideH w:val="none" w:sz="0" w:space="0" w:color="auto"/>
                 <w:insideV w:val="none" w:sz="0" w:space="0" w:color="auto"/>
@@ -139,6 +140,7 @@
               <w:trPr>
                 <w:cantSplit/>
                 <w:trHeight w:val="1260"/>
+                <w:jc w:val="center"/>
               </w:trPr>
               <w:tc>
                 <w:tcPr>
@@ -211,15 +213,42 @@
                   <w:vAlign w:val="center"/>
                 </w:tcPr>
                 <w:p>
+                  <w:pPr>
+                    <w:jc w:val="center"/>
+                    <w:rPr>
+                      <w:sz w:val="13"/>
+                      <w:szCs w:val="13"/>
+                    </w:rPr>
+                  </w:pPr>
                   <w:r>
                     <w:rPr>
                       <w:rFonts w:ascii="Arial" w:hAnsi="Arial" w:cs="Arial"/>
                       <w:b/>
                       <w:bCs/>
-                      <w:sz w:val="15"/>
-                      <w:szCs w:val="15"/>
+                      <w:sz w:val="13"/>
+                      <w:szCs w:val="13"/>
                     </w:rPr>
-                    <w:t>{{Label1.Ratio_or_THC_CBD}}</w:t>
+                    <w:t>{{Label1.</w:t>
+                  </w:r>
+                  <w:r>
+                    <w:rPr>
+                      <w:rFonts w:ascii="Arial" w:hAnsi="Arial" w:cs="Arial"/>
+                      <w:b/>
+                      <w:bCs/>
+                      <w:sz w:val="13"/>
+                      <w:szCs w:val="13"/>
+                    </w:rPr>
+                    <w:t>QR</w:t>
+                  </w:r>
+                  <w:r>
+                    <w:rPr>
+                      <w:rFonts w:ascii="Arial" w:hAnsi="Arial" w:cs="Arial"/>
+                      <w:b/>
+                      <w:bCs/>
+                      <w:sz w:val="13"/>
+                      <w:szCs w:val="13"/>
+                    </w:rPr>
+                    <w:t>}}</w:t>
                   </w:r>
                 </w:p>
               </w:tc>
@@ -233,8 +262,8 @@
                 <w:rFonts w:ascii="Arial" w:hAnsi="Arial" w:cs="Arial"/>
                 <w:b/>
                 <w:bCs/>
-                <w:sz w:val="21"/>
-                <w:szCs w:val="21"/>
+                <w:sz w:val="8"/>
+                <w:szCs w:val="8"/>
               </w:rPr>
             </w:pPr>
             <w:r>
@@ -242,8 +271,8 @@
                 <w:rFonts w:ascii="Arial" w:hAnsi="Arial" w:cs="Arial"/>
                 <w:b/>
                 <w:bCs/>
-                <w:sz w:val="21"/>
-                <w:szCs w:val="21"/>
+                <w:sz w:val="10"/>
+                <w:szCs w:val="10"/>
               </w:rPr>
               <w:t xml:space="preserve">{{Label1.Lineage}} </w:t>
             </w:r>
@@ -252,8 +281,8 @@
                 <w:rFonts w:ascii="Arial" w:hAnsi="Arial" w:cs="Arial"/>
                 <w:b/>
                 <w:bCs/>
-                <w:sz w:val="11"/>
-                <w:szCs w:val="11"/>
+                <w:sz w:val="10"/>
+                <w:szCs w:val="10"/>
               </w:rPr>
               <w:t>{{Label1.Product</w:t>
             </w:r>
@@ -262,8 +291,8 @@
                 <w:rFonts w:ascii="Arial" w:hAnsi="Arial" w:cs="Arial"/>
                 <w:b/>
                 <w:bCs/>
-                <w:sz w:val="11"/>
-                <w:szCs w:val="11"/>
+                <w:sz w:val="10"/>
+                <w:szCs w:val="10"/>
               </w:rPr>
               <w:t>Vendor</w:t>
             </w:r>
@@ -272,8 +301,8 @@
                 <w:rFonts w:ascii="Arial" w:hAnsi="Arial" w:cs="Arial"/>
                 <w:b/>
                 <w:bCs/>
-                <w:sz w:val="11"/>
-                <w:szCs w:val="11"/>
+                <w:sz w:val="10"/>
+                <w:szCs w:val="10"/>
               </w:rPr>
               <w:t>}}</w:t>
             </w:r>
@@ -282,18 +311,18 @@
                 <w:rFonts w:ascii="Arial" w:hAnsi="Arial" w:cs="Arial"/>
                 <w:b/>
                 <w:bCs/>
-                <w:sz w:val="21"/>
-                <w:szCs w:val="21"/>
+                <w:sz w:val="10"/>
+                <w:szCs w:val="10"/>
               </w:rPr>
-              <w:br/>
+              <w:t xml:space="preserve"> </w:t>
             </w:r>
             <w:r>
               <w:rPr>
                 <w:rFonts w:ascii="Arial" w:hAnsi="Arial" w:cs="Arial"/>
                 <w:b/>
                 <w:bCs/>
-                <w:sz w:val="11"/>
-                <w:szCs w:val="11"/>
+                <w:sz w:val="10"/>
+                <w:szCs w:val="10"/>
               </w:rPr>
               <w:t>{{Label1.ProductStrain}}</w:t>
             </w:r>

--- a/src/core/generation/templates/vertical.docx
+++ b/src/core/generation/templates/vertical.docx
@@ -55,7 +55,7 @@
             <w:tr>
               <w:trPr>
                 <w:cantSplit/>
-                <w:trHeight w:hRule="exact" w:val="2880"/>
+                <w:trHeight w:hRule="exact" w:val="3013"/>
               </w:trPr>
               <w:tc>
                 <w:tcPr>
@@ -116,10 +116,9 @@
           <w:tbl>
             <w:tblPr>
               <w:tblStyle w:val="TableGrid"/>
-              <w:tblpPr w:vertAnchor="page" w:horzAnchor="margin" w:tblpXSpec="center" w:tblpY="3520"/>
+              <w:tblpPr w:vertAnchor="page" w:horzAnchor="margin" w:tblpXSpec="center" w:tblpY="3641"/>
               <w:tblOverlap w:val="never"/>
               <w:tblW w:w="3294" w:type="dxa"/>
-              <w:jc w:val="center"/>
               <w:tblBorders>
                 <w:insideH w:val="none" w:sz="0" w:space="0" w:color="auto"/>
                 <w:insideV w:val="none" w:sz="0" w:space="0" w:color="auto"/>
@@ -139,8 +138,7 @@
             <w:tr>
               <w:trPr>
                 <w:cantSplit/>
-                <w:trHeight w:val="1260"/>
-                <w:jc w:val="center"/>
+                <w:trHeight w:val="1170"/>
               </w:trPr>
               <w:tc>
                 <w:tcPr>
@@ -262,8 +260,8 @@
                 <w:rFonts w:ascii="Arial" w:hAnsi="Arial" w:cs="Arial"/>
                 <w:b/>
                 <w:bCs/>
-                <w:sz w:val="8"/>
-                <w:szCs w:val="8"/>
+                <w:sz w:val="10"/>
+                <w:szCs w:val="10"/>
               </w:rPr>
             </w:pPr>
             <w:r>
@@ -276,6 +274,19 @@
               </w:rPr>
               <w:t xml:space="preserve">{{Label1.Lineage}} </w:t>
             </w:r>
+          </w:p>
+          <w:p>
+            <w:pPr>
+              <w:spacing w:line="216" w:lineRule="auto"/>
+              <w:ind w:right="126"/>
+              <w:rPr>
+                <w:rFonts w:ascii="Arial" w:hAnsi="Arial" w:cs="Arial"/>
+                <w:b/>
+                <w:bCs/>
+                <w:sz w:val="8"/>
+                <w:szCs w:val="8"/>
+              </w:rPr>
+            </w:pPr>
             <w:r>
               <w:rPr>
                 <w:rFonts w:ascii="Arial" w:hAnsi="Arial" w:cs="Arial"/>

--- a/src/core/generation/templates/vertical.docx
+++ b/src/core/generation/templates/vertical.docx
@@ -28,13 +28,18 @@
           <w:tcPr>
             <w:tcW w:w="3456" w:type="dxa"/>
             <w:noWrap/>
+            <w:tcMar>
+              <w:left w:w="58" w:type="dxa"/>
+              <w:right w:w="58" w:type="dxa"/>
+            </w:tcMar>
             <w:vAlign w:val="center"/>
           </w:tcPr>
           <w:tbl>
             <w:tblPr>
-              <w:tblpPr w:leftFromText="187" w:rightFromText="187" w:vertAnchor="page" w:horzAnchor="margin" w:tblpX="90" w:tblpY="76"/>
+              <w:tblpPr w:leftFromText="187" w:rightFromText="187" w:vertAnchor="page" w:horzAnchor="margin" w:tblpXSpec="center" w:tblpY="76"/>
               <w:tblOverlap w:val="never"/>
-              <w:tblW w:w="3240" w:type="dxa"/>
+              <w:tblW w:w="3330" w:type="dxa"/>
+              <w:jc w:val="center"/>
               <w:tblBorders>
                 <w:top w:val="single" w:sz="4" w:space="0" w:color="FFFFFF" w:themeColor="background1"/>
                 <w:left w:val="single" w:sz="4" w:space="0" w:color="FFFFFF" w:themeColor="background1"/>
@@ -50,16 +55,17 @@
               <w:tblLook w:val="0000" w:firstRow="0" w:lastRow="0" w:firstColumn="0" w:lastColumn="0" w:noHBand="0" w:noVBand="0"/>
             </w:tblPr>
             <w:tblGrid>
-              <w:gridCol w:w="3240"/>
+              <w:gridCol w:w="3330"/>
             </w:tblGrid>
             <w:tr>
               <w:trPr>
                 <w:cantSplit/>
                 <w:trHeight w:hRule="exact" w:val="3013"/>
+                <w:jc w:val="center"/>
               </w:trPr>
               <w:tc>
                 <w:tcPr>
-                  <w:tcW w:w="3240" w:type="dxa"/>
+                  <w:tcW w:w="3330" w:type="dxa"/>
                   <w:tcBorders>
                     <w:top w:val="nil"/>
                     <w:left w:val="nil"/>
@@ -118,7 +124,7 @@
               <w:tblStyle w:val="TableGrid"/>
               <w:tblpPr w:vertAnchor="page" w:horzAnchor="margin" w:tblpXSpec="center" w:tblpY="3641"/>
               <w:tblOverlap w:val="never"/>
-              <w:tblW w:w="3294" w:type="dxa"/>
+              <w:tblW w:w="3330" w:type="dxa"/>
               <w:tblBorders>
                 <w:insideH w:val="none" w:sz="0" w:space="0" w:color="auto"/>
                 <w:insideV w:val="none" w:sz="0" w:space="0" w:color="auto"/>
@@ -133,12 +139,12 @@
             <w:tblGrid>
               <w:gridCol w:w="1440"/>
               <w:gridCol w:w="810"/>
-              <w:gridCol w:w="1044"/>
+              <w:gridCol w:w="1080"/>
             </w:tblGrid>
             <w:tr>
               <w:trPr>
                 <w:cantSplit/>
-                <w:trHeight w:val="1170"/>
+                <w:trHeight w:val="1084"/>
               </w:trPr>
               <w:tc>
                 <w:tcPr>
@@ -200,7 +206,7 @@
               </w:tc>
               <w:tc>
                 <w:tcPr>
-                  <w:tcW w:w="1044" w:type="dxa"/>
+                  <w:tcW w:w="1080" w:type="dxa"/>
                   <w:tcBorders>
                     <w:top w:val="nil"/>
                     <w:bottom w:val="nil"/>
@@ -264,6 +270,19 @@
                 <w:szCs w:val="10"/>
               </w:rPr>
             </w:pPr>
+          </w:p>
+          <w:p>
+            <w:pPr>
+              <w:spacing w:line="216" w:lineRule="auto"/>
+              <w:ind w:right="126"/>
+              <w:rPr>
+                <w:rFonts w:ascii="Arial" w:hAnsi="Arial" w:cs="Arial"/>
+                <w:b/>
+                <w:bCs/>
+                <w:sz w:val="10"/>
+                <w:szCs w:val="10"/>
+              </w:rPr>
+            </w:pPr>
             <w:r>
               <w:rPr>
                 <w:rFonts w:ascii="Arial" w:hAnsi="Arial" w:cs="Arial"/>
@@ -273,6 +292,16 @@
                 <w:szCs w:val="10"/>
               </w:rPr>
               <w:t xml:space="preserve">{{Label1.Lineage}} </w:t>
+            </w:r>
+            <w:r>
+              <w:rPr>
+                <w:rFonts w:ascii="Arial" w:hAnsi="Arial" w:cs="Arial"/>
+                <w:b/>
+                <w:bCs/>
+                <w:sz w:val="10"/>
+                <w:szCs w:val="10"/>
+              </w:rPr>
+              <w:br/>
             </w:r>
           </w:p>
           <w:p>

--- a/src/core/generation/templates/vertical.docx
+++ b/src/core/generation/templates/vertical.docx
@@ -270,19 +270,6 @@
                 <w:szCs w:val="10"/>
               </w:rPr>
             </w:pPr>
-          </w:p>
-          <w:p>
-            <w:pPr>
-              <w:spacing w:line="216" w:lineRule="auto"/>
-              <w:ind w:right="126"/>
-              <w:rPr>
-                <w:rFonts w:ascii="Arial" w:hAnsi="Arial" w:cs="Arial"/>
-                <w:b/>
-                <w:bCs/>
-                <w:sz w:val="10"/>
-                <w:szCs w:val="10"/>
-              </w:rPr>
-            </w:pPr>
             <w:r>
               <w:rPr>
                 <w:rFonts w:ascii="Arial" w:hAnsi="Arial" w:cs="Arial"/>
@@ -293,29 +280,6 @@
               </w:rPr>
               <w:t xml:space="preserve">{{Label1.Lineage}} </w:t>
             </w:r>
-            <w:r>
-              <w:rPr>
-                <w:rFonts w:ascii="Arial" w:hAnsi="Arial" w:cs="Arial"/>
-                <w:b/>
-                <w:bCs/>
-                <w:sz w:val="10"/>
-                <w:szCs w:val="10"/>
-              </w:rPr>
-              <w:br/>
-            </w:r>
-          </w:p>
-          <w:p>
-            <w:pPr>
-              <w:spacing w:line="216" w:lineRule="auto"/>
-              <w:ind w:right="126"/>
-              <w:rPr>
-                <w:rFonts w:ascii="Arial" w:hAnsi="Arial" w:cs="Arial"/>
-                <w:b/>
-                <w:bCs/>
-                <w:sz w:val="8"/>
-                <w:szCs w:val="8"/>
-              </w:rPr>
-            </w:pPr>
             <w:r>
               <w:rPr>
                 <w:rFonts w:ascii="Arial" w:hAnsi="Arial" w:cs="Arial"/>

--- a/src/core/generation/templates/vertical.docx
+++ b/src/core/generation/templates/vertical.docx
@@ -122,7 +122,7 @@
           <w:tbl>
             <w:tblPr>
               <w:tblStyle w:val="TableGrid"/>
-              <w:tblpPr w:vertAnchor="page" w:horzAnchor="margin" w:tblpXSpec="center" w:tblpY="3641"/>
+              <w:tblpPr w:vertAnchor="page" w:horzAnchor="margin" w:tblpY="3711"/>
               <w:tblOverlap w:val="never"/>
               <w:tblW w:w="3330" w:type="dxa"/>
               <w:tblBorders>

--- a/src/core/generation/templates/vertical.docx
+++ b/src/core/generation/templates/vertical.docx
@@ -60,7 +60,7 @@
             <w:tr>
               <w:trPr>
                 <w:cantSplit/>
-                <w:trHeight w:hRule="exact" w:val="3013"/>
+                <w:trHeight w:hRule="exact" w:val="3103"/>
                 <w:jc w:val="center"/>
               </w:trPr>
               <w:tc>
@@ -122,9 +122,10 @@
           <w:tbl>
             <w:tblPr>
               <w:tblStyle w:val="TableGrid"/>
-              <w:tblpPr w:vertAnchor="page" w:horzAnchor="margin" w:tblpY="3711"/>
+              <w:tblpPr w:vertAnchor="page" w:horzAnchor="margin" w:tblpXSpec="center" w:tblpY="3711"/>
               <w:tblOverlap w:val="never"/>
               <w:tblW w:w="3330" w:type="dxa"/>
+              <w:jc w:val="center"/>
               <w:tblBorders>
                 <w:insideH w:val="none" w:sz="0" w:space="0" w:color="auto"/>
                 <w:insideV w:val="none" w:sz="0" w:space="0" w:color="auto"/>
@@ -144,7 +145,8 @@
             <w:tr>
               <w:trPr>
                 <w:cantSplit/>
-                <w:trHeight w:val="1084"/>
+                <w:trHeight w:hRule="exact" w:val="1080"/>
+                <w:jc w:val="center"/>
               </w:trPr>
               <w:tc>
                 <w:tcPr>

--- a/src/core/generation/templates/vertical.docx
+++ b/src/core/generation/templates/vertical.docx
@@ -60,7 +60,7 @@
             <w:tr>
               <w:trPr>
                 <w:cantSplit/>
-                <w:trHeight w:hRule="exact" w:val="3103"/>
+                <w:trHeight w:hRule="exact" w:val="3013"/>
                 <w:jc w:val="center"/>
               </w:trPr>
               <w:tc>
@@ -122,10 +122,9 @@
           <w:tbl>
             <w:tblPr>
               <w:tblStyle w:val="TableGrid"/>
-              <w:tblpPr w:vertAnchor="page" w:horzAnchor="margin" w:tblpXSpec="center" w:tblpY="3711"/>
+              <w:tblpPr w:vertAnchor="page" w:horzAnchor="margin" w:tblpY="3651"/>
               <w:tblOverlap w:val="never"/>
               <w:tblW w:w="3330" w:type="dxa"/>
-              <w:jc w:val="center"/>
               <w:tblBorders>
                 <w:insideH w:val="none" w:sz="0" w:space="0" w:color="auto"/>
                 <w:insideV w:val="none" w:sz="0" w:space="0" w:color="auto"/>
@@ -145,8 +144,7 @@
             <w:tr>
               <w:trPr>
                 <w:cantSplit/>
-                <w:trHeight w:hRule="exact" w:val="1080"/>
-                <w:jc w:val="center"/>
+                <w:trHeight w:hRule="exact" w:val="987"/>
               </w:trPr>
               <w:tc>
                 <w:tcPr>
@@ -234,27 +232,7 @@
                       <w:sz w:val="13"/>
                       <w:szCs w:val="13"/>
                     </w:rPr>
-                    <w:t>{{Label1.</w:t>
-                  </w:r>
-                  <w:r>
-                    <w:rPr>
-                      <w:rFonts w:ascii="Arial" w:hAnsi="Arial" w:cs="Arial"/>
-                      <w:b/>
-                      <w:bCs/>
-                      <w:sz w:val="13"/>
-                      <w:szCs w:val="13"/>
-                    </w:rPr>
-                    <w:t>QR</w:t>
-                  </w:r>
-                  <w:r>
-                    <w:rPr>
-                      <w:rFonts w:ascii="Arial" w:hAnsi="Arial" w:cs="Arial"/>
-                      <w:b/>
-                      <w:bCs/>
-                      <w:sz w:val="13"/>
-                      <w:szCs w:val="13"/>
-                    </w:rPr>
-                    <w:t>}}</w:t>
+                    <w:t>{{Label1.QR}}</w:t>
                   </w:r>
                 </w:p>
               </w:tc>

--- a/src/core/generation/templates/vertical.docx
+++ b/src/core/generation/templates/vertical.docx
@@ -60,7 +60,7 @@
             <w:tr>
               <w:trPr>
                 <w:cantSplit/>
-                <w:trHeight w:hRule="exact" w:val="3013"/>
+                <w:trHeight w:hRule="exact" w:val="3103"/>
                 <w:jc w:val="center"/>
               </w:trPr>
               <w:tc>
@@ -122,7 +122,7 @@
           <w:tbl>
             <w:tblPr>
               <w:tblStyle w:val="TableGrid"/>
-              <w:tblpPr w:vertAnchor="page" w:horzAnchor="margin" w:tblpY="3651"/>
+              <w:tblpPr w:vertAnchor="page" w:horzAnchor="margin" w:tblpY="3781"/>
               <w:tblOverlap w:val="never"/>
               <w:tblW w:w="3330" w:type="dxa"/>
               <w:tblBorders>

--- a/src/core/generation/templates/vertical.docx
+++ b/src/core/generation/templates/vertical.docx
@@ -341,11 +341,7 @@
         </w:rPr>
       </w:pPr>
       <w:r>
-        <w:rPr>
-          <w:rFonts w:ascii="Arial" w:hAnsi="Arial"/>
-          <w:b/>
-        </w:rPr>
-        <w:tab/>
+        <w:t>{{Label1.Lineage}} {{Label1.ProductVendor}} {{Label1.ProductStrain}} {{Label1.WeightUnits}}</w:t>
       </w:r>
     </w:p>
     <w:sectPr>

--- a/src/core/generation/templates/vertical.docx
+++ b/src/core/generation/templates/vertical.docx
@@ -341,7 +341,11 @@
         </w:rPr>
       </w:pPr>
       <w:r>
-        <w:t>{{Label1.Lineage}} {{Label1.ProductVendor}} {{Label1.ProductStrain}} {{Label1.WeightUnits}}</w:t>
+        <w:rPr>
+          <w:rFonts w:ascii="Arial" w:hAnsi="Arial"/>
+          <w:b/>
+        </w:rPr>
+        <w:tab/>
       </w:r>
     </w:p>
     <w:sectPr>

--- a/src/core/generation/templates/vertical.docx
+++ b/src/core/generation/templates/vertical.docx
@@ -55,7 +55,7 @@
             <w:tr>
               <w:trPr>
                 <w:cantSplit/>
-                <w:trHeight w:hRule="exact" w:val="2880"/>
+                <w:trHeight w:hRule="exact" w:val="3009"/>
               </w:trPr>
               <w:tc>
                 <w:tcPr>
@@ -67,6 +67,11 @@
                     <w:right w:val="nil"/>
                   </w:tcBorders>
                   <w:shd w:val="clear" w:color="auto" w:fill="FFFFFF" w:themeFill="background1"/>
+                  <w:tcMar>
+                    <w:top w:w="29" w:type="dxa"/>
+                    <w:left w:w="58" w:type="dxa"/>
+                    <w:right w:w="58" w:type="dxa"/>
+                  </w:tcMar>
                 </w:tcPr>
                 <w:p>
                   <w:pPr>
@@ -116,7 +121,7 @@
           <w:tbl>
             <w:tblPr>
               <w:tblStyle w:val="TableGrid"/>
-              <w:tblpPr w:vertAnchor="page" w:horzAnchor="margin" w:tblpXSpec="center" w:tblpY="3520"/>
+              <w:tblpPr w:vertAnchor="page" w:horzAnchor="margin" w:tblpXSpec="center" w:tblpY="3624"/>
               <w:tblOverlap w:val="never"/>
               <w:tblW w:w="3294" w:type="dxa"/>
               <w:jc w:val="center"/>
@@ -139,7 +144,7 @@
             <w:tr>
               <w:trPr>
                 <w:cantSplit/>
-                <w:trHeight w:val="1260"/>
+                <w:trHeight w:val="1168"/>
                 <w:jc w:val="center"/>
               </w:trPr>
               <w:tc>

--- a/src/core/generation/templates/vertical.docx
+++ b/src/core/generation/templates/vertical.docx
@@ -137,8 +137,8 @@
               <w:tblLook w:val="04A0" w:firstRow="1" w:lastRow="0" w:firstColumn="1" w:lastColumn="0" w:noHBand="0" w:noVBand="1"/>
             </w:tblPr>
             <w:tblGrid>
-              <w:gridCol w:w="1440"/>
-              <w:gridCol w:w="810"/>
+              <w:gridCol w:w="1350"/>
+              <w:gridCol w:w="900"/>
               <w:gridCol w:w="1044"/>
             </w:tblGrid>
             <w:tr>
@@ -149,7 +149,7 @@
               </w:trPr>
               <w:tc>
                 <w:tcPr>
-                  <w:tcW w:w="1440" w:type="dxa"/>
+                  <w:tcW w:w="1350" w:type="dxa"/>
                   <w:tcBorders>
                     <w:top w:val="nil"/>
                     <w:left w:val="nil"/>
@@ -173,7 +173,7 @@
               </w:tc>
               <w:tc>
                 <w:tcPr>
-                  <w:tcW w:w="810" w:type="dxa"/>
+                  <w:tcW w:w="900" w:type="dxa"/>
                   <w:tcBorders>
                     <w:top w:val="nil"/>
                     <w:left w:val="nil"/>
@@ -267,8 +267,8 @@
                 <w:rFonts w:ascii="Arial" w:hAnsi="Arial" w:cs="Arial"/>
                 <w:b/>
                 <w:bCs/>
-                <w:sz w:val="8"/>
-                <w:szCs w:val="8"/>
+                <w:sz w:val="10"/>
+                <w:szCs w:val="10"/>
               </w:rPr>
             </w:pPr>
             <w:r>
@@ -281,6 +281,19 @@
               </w:rPr>
               <w:t xml:space="preserve">{{Label1.Lineage}} </w:t>
             </w:r>
+          </w:p>
+          <w:p>
+            <w:pPr>
+              <w:spacing w:line="216" w:lineRule="auto"/>
+              <w:ind w:right="126"/>
+              <w:rPr>
+                <w:rFonts w:ascii="Arial" w:hAnsi="Arial" w:cs="Arial"/>
+                <w:b/>
+                <w:bCs/>
+                <w:sz w:val="8"/>
+                <w:szCs w:val="8"/>
+              </w:rPr>
+            </w:pPr>
             <w:r>
               <w:rPr>
                 <w:rFonts w:ascii="Arial" w:hAnsi="Arial" w:cs="Arial"/>

--- a/src/core/generation/templates/vertical.docx
+++ b/src/core/generation/templates/vertical.docx
@@ -55,7 +55,7 @@
             <w:tr>
               <w:trPr>
                 <w:cantSplit/>
-                <w:trHeight w:hRule="exact" w:val="3009"/>
+                <w:trHeight w:hRule="exact" w:val="3175"/>
               </w:trPr>
               <w:tc>
                 <w:tcPr>
@@ -118,13 +118,35 @@
               </w:tc>
             </w:tr>
           </w:tbl>
+          <w:p>
+            <w:pPr>
+              <w:spacing w:line="216" w:lineRule="auto"/>
+              <w:ind w:right="126"/>
+              <w:rPr>
+                <w:rFonts w:ascii="Arial" w:hAnsi="Arial" w:cs="Arial"/>
+                <w:b/>
+                <w:bCs/>
+                <w:sz w:val="10"/>
+                <w:szCs w:val="10"/>
+              </w:rPr>
+            </w:pPr>
+            <w:r>
+              <w:rPr>
+                <w:rFonts w:ascii="Arial" w:hAnsi="Arial" w:cs="Arial"/>
+                <w:b/>
+                <w:bCs/>
+                <w:sz w:val="10"/>
+                <w:szCs w:val="10"/>
+              </w:rPr>
+              <w:t xml:space="preserve">{{Label1.Lineage}} </w:t>
+            </w:r>
+          </w:p>
           <w:tbl>
             <w:tblPr>
               <w:tblStyle w:val="TableGrid"/>
-              <w:tblpPr w:vertAnchor="page" w:horzAnchor="margin" w:tblpXSpec="center" w:tblpY="3624"/>
+              <w:tblpPr w:vertAnchor="page" w:horzAnchor="margin" w:tblpXSpec="center" w:tblpY="3700"/>
               <w:tblOverlap w:val="never"/>
               <w:tblW w:w="3294" w:type="dxa"/>
-              <w:jc w:val="center"/>
               <w:tblBorders>
                 <w:insideH w:val="none" w:sz="0" w:space="0" w:color="auto"/>
                 <w:insideV w:val="none" w:sz="0" w:space="0" w:color="auto"/>
@@ -137,19 +159,18 @@
               <w:tblLook w:val="04A0" w:firstRow="1" w:lastRow="0" w:firstColumn="1" w:lastColumn="0" w:noHBand="0" w:noVBand="1"/>
             </w:tblPr>
             <w:tblGrid>
-              <w:gridCol w:w="1350"/>
+              <w:gridCol w:w="1440"/>
               <w:gridCol w:w="900"/>
-              <w:gridCol w:w="1044"/>
+              <w:gridCol w:w="954"/>
             </w:tblGrid>
             <w:tr>
               <w:trPr>
                 <w:cantSplit/>
-                <w:trHeight w:val="1168"/>
-                <w:jc w:val="center"/>
+                <w:trHeight w:val="1082"/>
               </w:trPr>
               <w:tc>
                 <w:tcPr>
-                  <w:tcW w:w="1350" w:type="dxa"/>
+                  <w:tcW w:w="1440" w:type="dxa"/>
                   <w:tcBorders>
                     <w:top w:val="nil"/>
                     <w:left w:val="nil"/>
@@ -157,14 +178,24 @@
                   </w:tcBorders>
                   <w:shd w:val="clear" w:color="auto" w:fill="FFFFFF" w:themeFill="background1"/>
                   <w:noWrap/>
+                  <w:tcMar>
+                    <w:left w:w="29" w:type="dxa"/>
+                    <w:right w:w="29" w:type="dxa"/>
+                  </w:tcMar>
                   <w:vAlign w:val="center"/>
                 </w:tcPr>
                 <w:p>
+                  <w:pPr>
+                    <w:rPr>
+                      <w:sz w:val="20"/>
+                      <w:szCs w:val="20"/>
+                    </w:rPr>
+                  </w:pPr>
                   <w:r>
                     <w:rPr>
                       <w:rFonts w:ascii="Arial" w:hAnsi="Arial" w:cs="Arial"/>
-                      <w:sz w:val="22"/>
-                      <w:szCs w:val="22"/>
+                      <w:sz w:val="20"/>
+                      <w:szCs w:val="20"/>
                       <w:shd w:val="clear" w:color="auto" w:fill="FFFFFF" w:themeFill="background1"/>
                     </w:rPr>
                     <w:t>{{Label1.Price}}</w:t>
@@ -207,7 +238,7 @@
               </w:tc>
               <w:tc>
                 <w:tcPr>
-                  <w:tcW w:w="1044" w:type="dxa"/>
+                  <w:tcW w:w="954" w:type="dxa"/>
                   <w:tcBorders>
                     <w:top w:val="nil"/>
                     <w:bottom w:val="nil"/>
@@ -215,6 +246,10 @@
                   </w:tcBorders>
                   <w:shd w:val="clear" w:color="auto" w:fill="FFFFFF" w:themeFill="background1"/>
                   <w:noWrap/>
+                  <w:tcMar>
+                    <w:left w:w="29" w:type="dxa"/>
+                    <w:right w:w="43" w:type="dxa"/>
+                  </w:tcMar>
                   <w:vAlign w:val="center"/>
                 </w:tcPr>
                 <w:p>
@@ -233,27 +268,7 @@
                       <w:sz w:val="13"/>
                       <w:szCs w:val="13"/>
                     </w:rPr>
-                    <w:t>{{Label1.</w:t>
-                  </w:r>
-                  <w:r>
-                    <w:rPr>
-                      <w:rFonts w:ascii="Arial" w:hAnsi="Arial" w:cs="Arial"/>
-                      <w:b/>
-                      <w:bCs/>
-                      <w:sz w:val="13"/>
-                      <w:szCs w:val="13"/>
-                    </w:rPr>
-                    <w:t>QR</w:t>
-                  </w:r>
-                  <w:r>
-                    <w:rPr>
-                      <w:rFonts w:ascii="Arial" w:hAnsi="Arial" w:cs="Arial"/>
-                      <w:b/>
-                      <w:bCs/>
-                      <w:sz w:val="13"/>
-                      <w:szCs w:val="13"/>
-                    </w:rPr>
-                    <w:t>}}</w:t>
+                    <w:t>{{Label1.QR}}</w:t>
                   </w:r>
                 </w:p>
               </w:tc>
@@ -267,73 +282,10 @@
                 <w:rFonts w:ascii="Arial" w:hAnsi="Arial" w:cs="Arial"/>
                 <w:b/>
                 <w:bCs/>
-                <w:sz w:val="10"/>
-                <w:szCs w:val="10"/>
-              </w:rPr>
-            </w:pPr>
-            <w:r>
-              <w:rPr>
-                <w:rFonts w:ascii="Arial" w:hAnsi="Arial" w:cs="Arial"/>
-                <w:b/>
-                <w:bCs/>
-                <w:sz w:val="10"/>
-                <w:szCs w:val="10"/>
-              </w:rPr>
-              <w:t xml:space="preserve">{{Label1.Lineage}} </w:t>
-            </w:r>
-          </w:p>
-          <w:p>
-            <w:pPr>
-              <w:spacing w:line="216" w:lineRule="auto"/>
-              <w:ind w:right="126"/>
-              <w:rPr>
-                <w:rFonts w:ascii="Arial" w:hAnsi="Arial" w:cs="Arial"/>
-                <w:b/>
-                <w:bCs/>
                 <w:sz w:val="8"/>
                 <w:szCs w:val="8"/>
               </w:rPr>
             </w:pPr>
-            <w:r>
-              <w:rPr>
-                <w:rFonts w:ascii="Arial" w:hAnsi="Arial" w:cs="Arial"/>
-                <w:b/>
-                <w:bCs/>
-                <w:sz w:val="10"/>
-                <w:szCs w:val="10"/>
-              </w:rPr>
-              <w:t>{{Label1.Product</w:t>
-            </w:r>
-            <w:r>
-              <w:rPr>
-                <w:rFonts w:ascii="Arial" w:hAnsi="Arial" w:cs="Arial"/>
-                <w:b/>
-                <w:bCs/>
-                <w:sz w:val="10"/>
-                <w:szCs w:val="10"/>
-              </w:rPr>
-              <w:t>Vendor</w:t>
-            </w:r>
-            <w:r>
-              <w:rPr>
-                <w:rFonts w:ascii="Arial" w:hAnsi="Arial" w:cs="Arial"/>
-                <w:b/>
-                <w:bCs/>
-                <w:sz w:val="10"/>
-                <w:szCs w:val="10"/>
-              </w:rPr>
-              <w:t>}}</w:t>
-            </w:r>
-            <w:r>
-              <w:rPr>
-                <w:rFonts w:ascii="Arial" w:hAnsi="Arial" w:cs="Arial"/>
-                <w:b/>
-                <w:bCs/>
-                <w:sz w:val="10"/>
-                <w:szCs w:val="10"/>
-              </w:rPr>
-              <w:t xml:space="preserve"> </w:t>
-            </w:r>
             <w:r>
               <w:rPr>
                 <w:rFonts w:ascii="Arial" w:hAnsi="Arial" w:cs="Arial"/>

--- a/src/core/generation/templates/vertical.docx
+++ b/src/core/generation/templates/vertical.docx
@@ -139,6 +139,16 @@
                 <w:szCs w:val="10"/>
               </w:rPr>
               <w:t xml:space="preserve">{{Label1.Lineage}} </w:t>
+            </w:r>
+            <w:r>
+              <w:rPr>
+                <w:rFonts w:ascii="Arial" w:hAnsi="Arial" w:cs="Arial"/>
+                <w:b/>
+                <w:bCs/>
+                <w:sz w:val="10"/>
+                <w:szCs w:val="10"/>
+              </w:rPr>
+              <w:t>{{Label1.ProductStrain}}</w:t>
             </w:r>
           </w:p>
           <w:tbl>
@@ -286,16 +296,6 @@
                 <w:szCs w:val="8"/>
               </w:rPr>
             </w:pPr>
-            <w:r>
-              <w:rPr>
-                <w:rFonts w:ascii="Arial" w:hAnsi="Arial" w:cs="Arial"/>
-                <w:b/>
-                <w:bCs/>
-                <w:sz w:val="10"/>
-                <w:szCs w:val="10"/>
-              </w:rPr>
-              <w:t>{{Label1.ProductStrain}}</w:t>
-            </w:r>
           </w:p>
         </w:tc>
       </w:tr>

--- a/src/core/generation/templates/vertical.docx
+++ b/src/core/generation/templates/vertical.docx
@@ -28,13 +28,18 @@
           <w:tcPr>
             <w:tcW w:w="3456" w:type="dxa"/>
             <w:noWrap/>
+            <w:tcMar>
+              <w:left w:w="29" w:type="dxa"/>
+              <w:right w:w="29" w:type="dxa"/>
+            </w:tcMar>
             <w:vAlign w:val="center"/>
           </w:tcPr>
           <w:tbl>
             <w:tblPr>
-              <w:tblpPr w:leftFromText="187" w:rightFromText="187" w:vertAnchor="page" w:horzAnchor="margin" w:tblpX="90" w:tblpY="76"/>
+              <w:tblpPr w:leftFromText="187" w:rightFromText="187" w:vertAnchor="page" w:horzAnchor="margin" w:tblpXSpec="center" w:tblpY="76"/>
               <w:tblOverlap w:val="never"/>
               <w:tblW w:w="3240" w:type="dxa"/>
+              <w:jc w:val="center"/>
               <w:tblBorders>
                 <w:top w:val="single" w:sz="4" w:space="0" w:color="FFFFFF" w:themeColor="background1"/>
                 <w:left w:val="single" w:sz="4" w:space="0" w:color="FFFFFF" w:themeColor="background1"/>
@@ -56,6 +61,7 @@
               <w:trPr>
                 <w:cantSplit/>
                 <w:trHeight w:hRule="exact" w:val="3175"/>
+                <w:jc w:val="center"/>
               </w:trPr>
               <w:tc>
                 <w:tcPr>
@@ -138,8 +144,31 @@
                 <w:sz w:val="10"/>
                 <w:szCs w:val="10"/>
               </w:rPr>
-              <w:t xml:space="preserve">{{Label1.Lineage}} </w:t>
+              <w:t>{{Label1.Lineage}}</w:t>
             </w:r>
+            <w:r>
+              <w:rPr>
+                <w:rFonts w:ascii="Arial" w:hAnsi="Arial" w:cs="Arial"/>
+                <w:b/>
+                <w:bCs/>
+                <w:sz w:val="10"/>
+                <w:szCs w:val="10"/>
+              </w:rPr>
+              <w:t xml:space="preserve"> </w:t>
+            </w:r>
+          </w:p>
+          <w:p>
+            <w:pPr>
+              <w:spacing w:line="216" w:lineRule="auto"/>
+              <w:ind w:right="126"/>
+              <w:rPr>
+                <w:rFonts w:ascii="Arial" w:hAnsi="Arial" w:cs="Arial"/>
+                <w:b/>
+                <w:bCs/>
+                <w:sz w:val="10"/>
+                <w:szCs w:val="10"/>
+              </w:rPr>
+            </w:pPr>
             <w:r>
               <w:rPr>
                 <w:rFonts w:ascii="Arial" w:hAnsi="Arial" w:cs="Arial"/>
@@ -176,7 +205,7 @@
             <w:tr>
               <w:trPr>
                 <w:cantSplit/>
-                <w:trHeight w:val="1082"/>
+                <w:trHeight w:val="1109"/>
               </w:trPr>
               <w:tc>
                 <w:tcPr>

--- a/src/core/generation/templates/vertical.docx
+++ b/src/core/generation/templates/vertical.docx
@@ -60,7 +60,7 @@
             <w:tr>
               <w:trPr>
                 <w:cantSplit/>
-                <w:trHeight w:hRule="exact" w:val="3175"/>
+                <w:trHeight w:hRule="exact" w:val="3089"/>
                 <w:jc w:val="center"/>
               </w:trPr>
               <w:tc>

--- a/src/core/generation/templates/vertical.docx
+++ b/src/core/generation/templates/vertical.docx
@@ -60,7 +60,7 @@
             <w:tr>
               <w:trPr>
                 <w:cantSplit/>
-                <w:trHeight w:hRule="exact" w:val="3089"/>
+                <w:trHeight w:hRule="exact" w:val="3175"/>
                 <w:jc w:val="center"/>
               </w:trPr>
               <w:tc>

--- a/src/core/generation/templates/vertical.docx
+++ b/src/core/generation/templates/vertical.docx
@@ -60,7 +60,7 @@
             <w:tr>
               <w:trPr>
                 <w:cantSplit/>
-                <w:trHeight w:hRule="exact" w:val="3175"/>
+                <w:trHeight w:val="3053"/>
                 <w:jc w:val="center"/>
               </w:trPr>
               <w:tc>

--- a/src/core/generation/templates/vertical.docx
+++ b/src/core/generation/templates/vertical.docx
@@ -38,7 +38,7 @@
             <w:tblPr>
               <w:tblpPr w:leftFromText="187" w:rightFromText="187" w:vertAnchor="page" w:horzAnchor="margin" w:tblpXSpec="center" w:tblpY="76"/>
               <w:tblOverlap w:val="never"/>
-              <w:tblW w:w="3240" w:type="dxa"/>
+              <w:tblW w:w="3312" w:type="dxa"/>
               <w:jc w:val="center"/>
               <w:tblBorders>
                 <w:top w:val="single" w:sz="4" w:space="0" w:color="FFFFFF" w:themeColor="background1"/>
@@ -55,7 +55,7 @@
               <w:tblLook w:val="0000" w:firstRow="0" w:lastRow="0" w:firstColumn="0" w:lastColumn="0" w:noHBand="0" w:noVBand="0"/>
             </w:tblPr>
             <w:tblGrid>
-              <w:gridCol w:w="3240"/>
+              <w:gridCol w:w="3312"/>
             </w:tblGrid>
             <w:tr>
               <w:trPr>
@@ -185,7 +185,7 @@
               <w:tblStyle w:val="TableGrid"/>
               <w:tblpPr w:vertAnchor="page" w:horzAnchor="margin" w:tblpXSpec="center" w:tblpY="3700"/>
               <w:tblOverlap w:val="never"/>
-              <w:tblW w:w="3294" w:type="dxa"/>
+              <w:tblW w:w="3330" w:type="dxa"/>
               <w:tblBorders>
                 <w:insideH w:val="none" w:sz="0" w:space="0" w:color="auto"/>
                 <w:insideV w:val="none" w:sz="0" w:space="0" w:color="auto"/>
@@ -200,7 +200,7 @@
             <w:tblGrid>
               <w:gridCol w:w="1440"/>
               <w:gridCol w:w="900"/>
-              <w:gridCol w:w="954"/>
+              <w:gridCol w:w="990"/>
             </w:tblGrid>
             <w:tr>
               <w:trPr>
@@ -277,7 +277,7 @@
               </w:tc>
               <w:tc>
                 <w:tcPr>
-                  <w:tcW w:w="954" w:type="dxa"/>
+                  <w:tcW w:w="990" w:type="dxa"/>
                   <w:tcBorders>
                     <w:top w:val="nil"/>
                     <w:bottom w:val="nil"/>

--- a/src/core/generation/templates/vertical.docx
+++ b/src/core/generation/templates/vertical.docx
@@ -38,7 +38,7 @@
             <w:tblPr>
               <w:tblpPr w:leftFromText="187" w:rightFromText="187" w:vertAnchor="page" w:horzAnchor="margin" w:tblpXSpec="center" w:tblpY="76"/>
               <w:tblOverlap w:val="never"/>
-              <w:tblW w:w="3312" w:type="dxa"/>
+              <w:tblW w:w="3240" w:type="dxa"/>
               <w:jc w:val="center"/>
               <w:tblBorders>
                 <w:top w:val="single" w:sz="4" w:space="0" w:color="FFFFFF" w:themeColor="background1"/>
@@ -55,7 +55,7 @@
               <w:tblLook w:val="0000" w:firstRow="0" w:lastRow="0" w:firstColumn="0" w:lastColumn="0" w:noHBand="0" w:noVBand="0"/>
             </w:tblPr>
             <w:tblGrid>
-              <w:gridCol w:w="3312"/>
+              <w:gridCol w:w="3240"/>
             </w:tblGrid>
             <w:tr>
               <w:trPr>
@@ -185,7 +185,7 @@
               <w:tblStyle w:val="TableGrid"/>
               <w:tblpPr w:vertAnchor="page" w:horzAnchor="margin" w:tblpXSpec="center" w:tblpY="3700"/>
               <w:tblOverlap w:val="never"/>
-              <w:tblW w:w="3330" w:type="dxa"/>
+              <w:tblW w:w="3294" w:type="dxa"/>
               <w:tblBorders>
                 <w:insideH w:val="none" w:sz="0" w:space="0" w:color="auto"/>
                 <w:insideV w:val="none" w:sz="0" w:space="0" w:color="auto"/>
@@ -200,7 +200,7 @@
             <w:tblGrid>
               <w:gridCol w:w="1440"/>
               <w:gridCol w:w="900"/>
-              <w:gridCol w:w="990"/>
+              <w:gridCol w:w="954"/>
             </w:tblGrid>
             <w:tr>
               <w:trPr>
@@ -277,7 +277,7 @@
               </w:tc>
               <w:tc>
                 <w:tcPr>
-                  <w:tcW w:w="990" w:type="dxa"/>
+                  <w:tcW w:w="954" w:type="dxa"/>
                   <w:tcBorders>
                     <w:top w:val="nil"/>
                     <w:bottom w:val="nil"/>

--- a/src/core/generation/templates/vertical.docx
+++ b/src/core/generation/templates/vertical.docx
@@ -6,7 +6,7 @@
       <w:tblPr>
         <w:tblpPr w:leftFromText="187" w:rightFromText="187" w:vertAnchor="page" w:horzAnchor="page" w:tblpXSpec="center" w:tblpY="2084"/>
         <w:tblOverlap w:val="never"/>
-        <w:tblW w:w="0" w:type="dxa"/>
+        <w:tblW w:w="3456" w:type="dxa"/>
         <w:jc w:val="center"/>
         <w:tblLayout w:type="fixed"/>
         <w:tblCellMar>
@@ -38,7 +38,7 @@
             <w:tblPr>
               <w:tblpPr w:leftFromText="187" w:rightFromText="187" w:vertAnchor="page" w:horzAnchor="margin" w:tblpXSpec="center" w:tblpY="76"/>
               <w:tblOverlap w:val="never"/>
-              <w:tblW w:w="3240" w:type="dxa"/>
+              <w:tblW w:w="3312" w:type="dxa"/>
               <w:jc w:val="center"/>
               <w:tblBorders>
                 <w:top w:val="single" w:sz="4" w:space="0" w:color="FFFFFF" w:themeColor="background1"/>
@@ -55,7 +55,7 @@
               <w:tblLook w:val="0000" w:firstRow="0" w:lastRow="0" w:firstColumn="0" w:lastColumn="0" w:noHBand="0" w:noVBand="0"/>
             </w:tblPr>
             <w:tblGrid>
-              <w:gridCol w:w="3240"/>
+              <w:gridCol w:w="3312"/>
             </w:tblGrid>
             <w:tr>
               <w:trPr>
@@ -185,7 +185,7 @@
               <w:tblStyle w:val="TableGrid"/>
               <w:tblpPr w:vertAnchor="page" w:horzAnchor="margin" w:tblpXSpec="center" w:tblpY="3700"/>
               <w:tblOverlap w:val="never"/>
-              <w:tblW w:w="3294" w:type="dxa"/>
+              <w:tblW w:w="3330" w:type="dxa"/>
               <w:tblBorders>
                 <w:insideH w:val="none" w:sz="0" w:space="0" w:color="auto"/>
                 <w:insideV w:val="none" w:sz="0" w:space="0" w:color="auto"/>
@@ -200,7 +200,7 @@
             <w:tblGrid>
               <w:gridCol w:w="1440"/>
               <w:gridCol w:w="900"/>
-              <w:gridCol w:w="954"/>
+              <w:gridCol w:w="990"/>
             </w:tblGrid>
             <w:tr>
               <w:trPr>
@@ -277,7 +277,7 @@
               </w:tc>
               <w:tc>
                 <w:tcPr>
-                  <w:tcW w:w="954" w:type="dxa"/>
+                  <w:tcW w:w="990" w:type="dxa"/>
                   <w:tcBorders>
                     <w:top w:val="nil"/>
                     <w:bottom w:val="nil"/>

--- a/src/core/generation/templates/vertical.docx
+++ b/src/core/generation/templates/vertical.docx
@@ -60,7 +60,7 @@
             <w:tr>
               <w:trPr>
                 <w:cantSplit/>
-                <w:trHeight w:val="3053"/>
+                <w:trHeight w:val="3073"/>
                 <w:jc w:val="center"/>
               </w:trPr>
               <w:tc>
@@ -205,7 +205,7 @@
             <w:tr>
               <w:trPr>
                 <w:cantSplit/>
-                <w:trHeight w:val="1109"/>
+                <w:trHeight w:hRule="exact" w:val="1109"/>
               </w:trPr>
               <w:tc>
                 <w:tcPr>

--- a/src/core/generation/templates/vertical.docx
+++ b/src/core/generation/templates/vertical.docx
@@ -132,8 +132,8 @@
                 <w:rFonts w:ascii="Arial" w:hAnsi="Arial" w:cs="Arial"/>
                 <w:b/>
                 <w:bCs/>
-                <w:sz w:val="10"/>
-                <w:szCs w:val="10"/>
+                <w:sz w:val="18"/>
+                <w:szCs w:val="18"/>
               </w:rPr>
             </w:pPr>
             <w:r>
@@ -155,6 +155,36 @@
                 <w:szCs w:val="10"/>
               </w:rPr>
               <w:t xml:space="preserve"> </w:t>
+            </w:r>
+            <w:r>
+              <w:rPr>
+                <w:rFonts w:ascii="Arial" w:hAnsi="Arial" w:cs="Arial"/>
+                <w:b/>
+                <w:bCs/>
+                <w:sz w:val="8"/>
+                <w:szCs w:val="8"/>
+              </w:rPr>
+              <w:t>{{Label1.Product</w:t>
+            </w:r>
+            <w:r>
+              <w:rPr>
+                <w:rFonts w:ascii="Arial" w:hAnsi="Arial" w:cs="Arial"/>
+                <w:b/>
+                <w:bCs/>
+                <w:sz w:val="8"/>
+                <w:szCs w:val="8"/>
+              </w:rPr>
+              <w:t>Vendor</w:t>
+            </w:r>
+            <w:r>
+              <w:rPr>
+                <w:rFonts w:ascii="Arial" w:hAnsi="Arial" w:cs="Arial"/>
+                <w:b/>
+                <w:bCs/>
+                <w:sz w:val="8"/>
+                <w:szCs w:val="8"/>
+              </w:rPr>
+              <w:t>}}</w:t>
             </w:r>
           </w:p>
           <w:p>

--- a/src/core/generation/templates/vertical.docx
+++ b/src/core/generation/templates/vertical.docx
@@ -144,7 +144,7 @@
                 <w:sz w:val="10"/>
                 <w:szCs w:val="10"/>
               </w:rPr>
-              <w:t>{{Label1.Lineage}}</w:t>
+              <w:t>{{Label1.Lineage}</w:t>
             </w:r>
             <w:r>
               <w:rPr>
@@ -154,37 +154,7 @@
                 <w:sz w:val="10"/>
                 <w:szCs w:val="10"/>
               </w:rPr>
-              <w:t xml:space="preserve"> </w:t>
-            </w:r>
-            <w:r>
-              <w:rPr>
-                <w:rFonts w:ascii="Arial" w:hAnsi="Arial" w:cs="Arial"/>
-                <w:b/>
-                <w:bCs/>
-                <w:sz w:val="8"/>
-                <w:szCs w:val="8"/>
-              </w:rPr>
-              <w:t>{{Label1.Product</w:t>
-            </w:r>
-            <w:r>
-              <w:rPr>
-                <w:rFonts w:ascii="Arial" w:hAnsi="Arial" w:cs="Arial"/>
-                <w:b/>
-                <w:bCs/>
-                <w:sz w:val="8"/>
-                <w:szCs w:val="8"/>
-              </w:rPr>
-              <w:t>Vendor</w:t>
-            </w:r>
-            <w:r>
-              <w:rPr>
-                <w:rFonts w:ascii="Arial" w:hAnsi="Arial" w:cs="Arial"/>
-                <w:b/>
-                <w:bCs/>
-                <w:sz w:val="8"/>
-                <w:szCs w:val="8"/>
-              </w:rPr>
-              <w:t>}}</w:t>
+              <w:t>}</w:t>
             </w:r>
           </w:p>
           <w:p>

--- a/src/core/generation/templates/vertical.docx
+++ b/src/core/generation/templates/vertical.docx
@@ -60,12 +60,12 @@
             <w:tr>
               <w:trPr>
                 <w:cantSplit/>
-                <w:trHeight w:val="3073"/>
+                <w:trHeight w:hRule="exact" w:val="2880"/>
                 <w:jc w:val="center"/>
               </w:trPr>
               <w:tc>
                 <w:tcPr>
-                  <w:tcW w:w="3240" w:type="dxa"/>
+                  <w:tcW w:w="3312" w:type="dxa"/>
                   <w:tcBorders>
                     <w:top w:val="nil"/>
                     <w:left w:val="nil"/>
@@ -119,6 +119,53 @@
                       <w:szCs w:val="32"/>
                     </w:rPr>
                     <w:t>}}</w:t>
+                  </w:r>
+                </w:p>
+              </w:tc>
+            </w:tr>
+            <w:tr>
+              <w:trPr>
+                <w:cantSplit/>
+                <w:trHeight w:hRule="exact" w:val="216"/>
+                <w:jc w:val="center"/>
+              </w:trPr>
+              <w:tc>
+                <w:tcPr>
+                  <w:tcW w:w="3312" w:type="dxa"/>
+                  <w:tcBorders>
+                    <w:top w:val="nil"/>
+                    <w:left w:val="nil"/>
+                    <w:bottom w:val="nil"/>
+                    <w:right w:val="nil"/>
+                  </w:tcBorders>
+                  <w:shd w:val="clear" w:color="auto" w:fill="FFFFFF" w:themeFill="background1"/>
+                  <w:tcMar>
+                    <w:top w:w="29" w:type="dxa"/>
+                    <w:left w:w="58" w:type="dxa"/>
+                    <w:right w:w="58" w:type="dxa"/>
+                  </w:tcMar>
+                </w:tcPr>
+                <w:p>
+                  <w:pPr>
+                    <w:spacing w:line="216" w:lineRule="auto"/>
+                    <w:jc w:val="right"/>
+                    <w:rPr>
+                      <w:rFonts w:ascii="Arial" w:hAnsi="Arial" w:cs="Arial"/>
+                      <w:b/>
+                      <w:bCs/>
+                      <w:sz w:val="10"/>
+                      <w:szCs w:val="10"/>
+                    </w:rPr>
+                  </w:pPr>
+                  <w:r>
+                    <w:rPr>
+                      <w:rFonts w:ascii="Arial" w:hAnsi="Arial" w:cs="Arial"/>
+                      <w:b/>
+                      <w:bCs/>
+                      <w:sz w:val="10"/>
+                      <w:szCs w:val="10"/>
+                    </w:rPr>
+                    <w:t>{{Label1.ProductVendor}}</w:t>
                   </w:r>
                 </w:p>
               </w:tc>
@@ -253,7 +300,6 @@
                   <w:vAlign w:val="center"/>
                 </w:tcPr>
                 <w:p>
-                  <w:proofErr w:type="gramStart"/>
                   <w:r>
                     <w:rPr>
                       <w:rFonts w:ascii="Arial" w:hAnsi="Arial" w:cs="Arial"/>
@@ -261,17 +307,7 @@
                       <w:szCs w:val="10"/>
                       <w:shd w:val="clear" w:color="auto" w:fill="FFFFFF" w:themeFill="background1"/>
                     </w:rPr>
-                    <w:t>{{ Label1.DOH</w:t>
-                  </w:r>
-                  <w:proofErr w:type="gramEnd"/>
-                  <w:r>
-                    <w:rPr>
-                      <w:rFonts w:ascii="Arial" w:hAnsi="Arial" w:cs="Arial"/>
-                      <w:sz w:val="10"/>
-                      <w:szCs w:val="10"/>
-                      <w:shd w:val="clear" w:color="auto" w:fill="FFFFFF" w:themeFill="background1"/>
-                    </w:rPr>
-                    <w:t xml:space="preserve"> }}</w:t>
+                    <w:t>{{ Label1.DOH }}</w:t>
                   </w:r>
                 </w:p>
               </w:tc>

--- a/src/core/generation/templates/vertical.docx
+++ b/src/core/generation/templates/vertical.docx
@@ -300,6 +300,7 @@
                   <w:vAlign w:val="center"/>
                 </w:tcPr>
                 <w:p>
+                  <w:proofErr w:type="gramStart"/>
                   <w:r>
                     <w:rPr>
                       <w:rFonts w:ascii="Arial" w:hAnsi="Arial" w:cs="Arial"/>
@@ -307,7 +308,17 @@
                       <w:szCs w:val="10"/>
                       <w:shd w:val="clear" w:color="auto" w:fill="FFFFFF" w:themeFill="background1"/>
                     </w:rPr>
-                    <w:t>{{ Label1.DOH }}</w:t>
+                    <w:t>{{ Label1.DOH</w:t>
+                  </w:r>
+                  <w:proofErr w:type="gramEnd"/>
+                  <w:r>
+                    <w:rPr>
+                      <w:rFonts w:ascii="Arial" w:hAnsi="Arial" w:cs="Arial"/>
+                      <w:sz w:val="10"/>
+                      <w:szCs w:val="10"/>
+                      <w:shd w:val="clear" w:color="auto" w:fill="FFFFFF" w:themeFill="background1"/>
+                    </w:rPr>
+                    <w:t xml:space="preserve"> }}</w:t>
                   </w:r>
                 </w:p>
               </w:tc>

--- a/src/core/generation/templates/vertical.docx
+++ b/src/core/generation/templates/vertical.docx
@@ -179,8 +179,8 @@
                 <w:rFonts w:ascii="Arial" w:hAnsi="Arial" w:cs="Arial"/>
                 <w:b/>
                 <w:bCs/>
-                <w:sz w:val="18"/>
-                <w:szCs w:val="18"/>
+                <w:sz w:val="10"/>
+                <w:szCs w:val="10"/>
               </w:rPr>
             </w:pPr>
             <w:r>

--- a/src/core/generation/templates/vertical.docx
+++ b/src/core/generation/templates/vertical.docx
@@ -60,12 +60,12 @@
             <w:tr>
               <w:trPr>
                 <w:cantSplit/>
-                <w:trHeight w:hRule="exact" w:val="2880"/>
+                <w:trHeight w:val="3073"/>
                 <w:jc w:val="center"/>
               </w:trPr>
               <w:tc>
                 <w:tcPr>
-                  <w:tcW w:w="3312" w:type="dxa"/>
+                  <w:tcW w:w="3240" w:type="dxa"/>
                   <w:tcBorders>
                     <w:top w:val="nil"/>
                     <w:left w:val="nil"/>
@@ -123,53 +123,6 @@
                 </w:p>
               </w:tc>
             </w:tr>
-            <w:tr>
-              <w:trPr>
-                <w:cantSplit/>
-                <w:trHeight w:hRule="exact" w:val="216"/>
-                <w:jc w:val="center"/>
-              </w:trPr>
-              <w:tc>
-                <w:tcPr>
-                  <w:tcW w:w="3312" w:type="dxa"/>
-                  <w:tcBorders>
-                    <w:top w:val="nil"/>
-                    <w:left w:val="nil"/>
-                    <w:bottom w:val="nil"/>
-                    <w:right w:val="nil"/>
-                  </w:tcBorders>
-                  <w:shd w:val="clear" w:color="auto" w:fill="FFFFFF" w:themeFill="background1"/>
-                  <w:tcMar>
-                    <w:top w:w="29" w:type="dxa"/>
-                    <w:left w:w="58" w:type="dxa"/>
-                    <w:right w:w="58" w:type="dxa"/>
-                  </w:tcMar>
-                </w:tcPr>
-                <w:p>
-                  <w:pPr>
-                    <w:spacing w:line="216" w:lineRule="auto"/>
-                    <w:jc w:val="right"/>
-                    <w:rPr>
-                      <w:rFonts w:ascii="Arial" w:hAnsi="Arial" w:cs="Arial"/>
-                      <w:b/>
-                      <w:bCs/>
-                      <w:sz w:val="10"/>
-                      <w:szCs w:val="10"/>
-                    </w:rPr>
-                  </w:pPr>
-                  <w:r>
-                    <w:rPr>
-                      <w:rFonts w:ascii="Arial" w:hAnsi="Arial" w:cs="Arial"/>
-                      <w:b/>
-                      <w:bCs/>
-                      <w:sz w:val="10"/>
-                      <w:szCs w:val="10"/>
-                    </w:rPr>
-                    <w:t>{{Label1.ProductVendor}}</w:t>
-                  </w:r>
-                </w:p>
-              </w:tc>
-            </w:tr>
           </w:tbl>
           <w:p>
             <w:pPr>
@@ -179,8 +132,8 @@
                 <w:rFonts w:ascii="Arial" w:hAnsi="Arial" w:cs="Arial"/>
                 <w:b/>
                 <w:bCs/>
-                <w:sz w:val="10"/>
-                <w:szCs w:val="10"/>
+                <w:sz w:val="18"/>
+                <w:szCs w:val="18"/>
               </w:rPr>
             </w:pPr>
             <w:r>

--- a/src/core/generation/templates/vertical.docx
+++ b/src/core/generation/templates/vertical.docx
@@ -60,12 +60,12 @@
             <w:tr>
               <w:trPr>
                 <w:cantSplit/>
-                <w:trHeight w:val="3073"/>
+                <w:trHeight w:hRule="exact" w:val="2880"/>
                 <w:jc w:val="center"/>
               </w:trPr>
               <w:tc>
                 <w:tcPr>
-                  <w:tcW w:w="3240" w:type="dxa"/>
+                  <w:tcW w:w="3312" w:type="dxa"/>
                   <w:tcBorders>
                     <w:top w:val="nil"/>
                     <w:left w:val="nil"/>
@@ -123,6 +123,53 @@
                 </w:p>
               </w:tc>
             </w:tr>
+            <w:tr>
+              <w:trPr>
+                <w:cantSplit/>
+                <w:trHeight w:hRule="exact" w:val="216"/>
+                <w:jc w:val="center"/>
+              </w:trPr>
+              <w:tc>
+                <w:tcPr>
+                  <w:tcW w:w="3312" w:type="dxa"/>
+                  <w:tcBorders>
+                    <w:top w:val="nil"/>
+                    <w:left w:val="nil"/>
+                    <w:bottom w:val="nil"/>
+                    <w:right w:val="nil"/>
+                  </w:tcBorders>
+                  <w:shd w:val="clear" w:color="auto" w:fill="FFFFFF" w:themeFill="background1"/>
+                  <w:tcMar>
+                    <w:top w:w="29" w:type="dxa"/>
+                    <w:left w:w="58" w:type="dxa"/>
+                    <w:right w:w="58" w:type="dxa"/>
+                  </w:tcMar>
+                </w:tcPr>
+                <w:p>
+                  <w:pPr>
+                    <w:spacing w:line="216" w:lineRule="auto"/>
+                    <w:jc w:val="right"/>
+                    <w:rPr>
+                      <w:rFonts w:ascii="Arial" w:hAnsi="Arial" w:cs="Arial"/>
+                      <w:b/>
+                      <w:bCs/>
+                      <w:sz w:val="10"/>
+                      <w:szCs w:val="10"/>
+                    </w:rPr>
+                  </w:pPr>
+                  <w:r>
+                    <w:rPr>
+                      <w:rFonts w:ascii="Arial" w:hAnsi="Arial" w:cs="Arial"/>
+                      <w:b/>
+                      <w:bCs/>
+                      <w:sz w:val="10"/>
+                      <w:szCs w:val="10"/>
+                    </w:rPr>
+                    <w:t>{{Label1.ProductVendor}}</w:t>
+                  </w:r>
+                </w:p>
+              </w:tc>
+            </w:tr>
           </w:tbl>
           <w:p>
             <w:pPr>
@@ -132,8 +179,8 @@
                 <w:rFonts w:ascii="Arial" w:hAnsi="Arial" w:cs="Arial"/>
                 <w:b/>
                 <w:bCs/>
-                <w:sz w:val="18"/>
-                <w:szCs w:val="18"/>
+                <w:sz w:val="10"/>
+                <w:szCs w:val="10"/>
               </w:rPr>
             </w:pPr>
             <w:r>

--- a/src/core/generation/templates/vertical.docx
+++ b/src/core/generation/templates/vertical.docx
@@ -203,11 +203,7 @@
               </w:rPr>
               <w:t>}</w:t>
             </w:r>
-          </w:p>
-          <w:p>
-            <w:pPr>
-              <w:spacing w:line="216" w:lineRule="auto"/>
-              <w:ind w:right="126"/>
+            <w:r>
               <w:rPr>
                 <w:rFonts w:ascii="Arial" w:hAnsi="Arial" w:cs="Arial"/>
                 <w:b/>
@@ -215,7 +211,8 @@
                 <w:sz w:val="10"/>
                 <w:szCs w:val="10"/>
               </w:rPr>
-            </w:pPr>
+              <w:t xml:space="preserve"> </w:t>
+            </w:r>
             <w:r>
               <w:rPr>
                 <w:rFonts w:ascii="Arial" w:hAnsi="Arial" w:cs="Arial"/>

--- a/src/core/generation/templates/vertical.docx
+++ b/src/core/generation/templates/vertical.docx
@@ -213,6 +213,19 @@
               </w:rPr>
               <w:t xml:space="preserve"> </w:t>
             </w:r>
+          </w:p>
+          <w:p>
+            <w:pPr>
+              <w:spacing w:line="216" w:lineRule="auto"/>
+              <w:ind w:right="126"/>
+              <w:rPr>
+                <w:rFonts w:ascii="Arial" w:hAnsi="Arial" w:cs="Arial"/>
+                <w:b/>
+                <w:bCs/>
+                <w:sz w:val="10"/>
+                <w:szCs w:val="10"/>
+              </w:rPr>
+            </w:pPr>
             <w:r>
               <w:rPr>
                 <w:rFonts w:ascii="Arial" w:hAnsi="Arial" w:cs="Arial"/>

--- a/src/core/generation/templates/vertical.docx
+++ b/src/core/generation/templates/vertical.docx
@@ -202,16 +202,6 @@
                 <w:szCs w:val="10"/>
               </w:rPr>
               <w:t>}</w:t>
-            </w:r>
-            <w:r>
-              <w:rPr>
-                <w:rFonts w:ascii="Arial" w:hAnsi="Arial" w:cs="Arial"/>
-                <w:b/>
-                <w:bCs/>
-                <w:sz w:val="10"/>
-                <w:szCs w:val="10"/>
-              </w:rPr>
-              <w:t xml:space="preserve"> </w:t>
             </w:r>
           </w:p>
           <w:p>

--- a/src/core/generation/templates/vertical.docx
+++ b/src/core/generation/templates/vertical.docx
@@ -60,12 +60,12 @@
             <w:tr>
               <w:trPr>
                 <w:cantSplit/>
-                <w:trHeight w:hRule="exact" w:val="2880"/>
+                <w:trHeight w:val="3073"/>
                 <w:jc w:val="center"/>
               </w:trPr>
               <w:tc>
                 <w:tcPr>
-                  <w:tcW w:w="3312" w:type="dxa"/>
+                  <w:tcW w:w="3240" w:type="dxa"/>
                   <w:tcBorders>
                     <w:top w:val="nil"/>
                     <w:left w:val="nil"/>
@@ -123,53 +123,6 @@
                 </w:p>
               </w:tc>
             </w:tr>
-            <w:tr>
-              <w:trPr>
-                <w:cantSplit/>
-                <w:trHeight w:hRule="exact" w:val="216"/>
-                <w:jc w:val="center"/>
-              </w:trPr>
-              <w:tc>
-                <w:tcPr>
-                  <w:tcW w:w="3312" w:type="dxa"/>
-                  <w:tcBorders>
-                    <w:top w:val="nil"/>
-                    <w:left w:val="nil"/>
-                    <w:bottom w:val="nil"/>
-                    <w:right w:val="nil"/>
-                  </w:tcBorders>
-                  <w:shd w:val="clear" w:color="auto" w:fill="FFFFFF" w:themeFill="background1"/>
-                  <w:tcMar>
-                    <w:top w:w="29" w:type="dxa"/>
-                    <w:left w:w="58" w:type="dxa"/>
-                    <w:right w:w="58" w:type="dxa"/>
-                  </w:tcMar>
-                </w:tcPr>
-                <w:p>
-                  <w:pPr>
-                    <w:spacing w:line="216" w:lineRule="auto"/>
-                    <w:jc w:val="right"/>
-                    <w:rPr>
-                      <w:rFonts w:ascii="Arial" w:hAnsi="Arial" w:cs="Arial"/>
-                      <w:b/>
-                      <w:bCs/>
-                      <w:sz w:val="10"/>
-                      <w:szCs w:val="10"/>
-                    </w:rPr>
-                  </w:pPr>
-                  <w:r>
-                    <w:rPr>
-                      <w:rFonts w:ascii="Arial" w:hAnsi="Arial" w:cs="Arial"/>
-                      <w:b/>
-                      <w:bCs/>
-                      <w:sz w:val="10"/>
-                      <w:szCs w:val="10"/>
-                    </w:rPr>
-                    <w:t>{{Label1.ProductVendor}}</w:t>
-                  </w:r>
-                </w:p>
-              </w:tc>
-            </w:tr>
           </w:tbl>
           <w:p>
             <w:pPr>
@@ -179,8 +132,8 @@
                 <w:rFonts w:ascii="Arial" w:hAnsi="Arial" w:cs="Arial"/>
                 <w:b/>
                 <w:bCs/>
-                <w:sz w:val="10"/>
-                <w:szCs w:val="10"/>
+                <w:sz w:val="18"/>
+                <w:szCs w:val="18"/>
               </w:rPr>
             </w:pPr>
             <w:r>
@@ -191,7 +144,7 @@
                 <w:sz w:val="10"/>
                 <w:szCs w:val="10"/>
               </w:rPr>
-              <w:t>{{Label1.Lineage}</w:t>
+              <w:t>{{Label1.Lineage}}</w:t>
             </w:r>
             <w:r>
               <w:rPr>
@@ -201,7 +154,37 @@
                 <w:sz w:val="10"/>
                 <w:szCs w:val="10"/>
               </w:rPr>
-              <w:t>}</w:t>
+              <w:t xml:space="preserve"> </w:t>
+            </w:r>
+            <w:r>
+              <w:rPr>
+                <w:rFonts w:ascii="Arial" w:hAnsi="Arial" w:cs="Arial"/>
+                <w:b/>
+                <w:bCs/>
+                <w:sz w:val="8"/>
+                <w:szCs w:val="8"/>
+              </w:rPr>
+              <w:t>{{Label1.Product</w:t>
+            </w:r>
+            <w:r>
+              <w:rPr>
+                <w:rFonts w:ascii="Arial" w:hAnsi="Arial" w:cs="Arial"/>
+                <w:b/>
+                <w:bCs/>
+                <w:sz w:val="8"/>
+                <w:szCs w:val="8"/>
+              </w:rPr>
+              <w:t>Vendor</w:t>
+            </w:r>
+            <w:r>
+              <w:rPr>
+                <w:rFonts w:ascii="Arial" w:hAnsi="Arial" w:cs="Arial"/>
+                <w:b/>
+                <w:bCs/>
+                <w:sz w:val="8"/>
+                <w:szCs w:val="8"/>
+              </w:rPr>
+              <w:t>}}</w:t>
             </w:r>
           </w:p>
           <w:p>

--- a/src/core/generation/templates/vertical.docx
+++ b/src/core/generation/templates/vertical.docx
@@ -29,8 +29,8 @@
             <w:tcW w:w="3456" w:type="dxa"/>
             <w:noWrap/>
             <w:tcMar>
-              <w:left w:w="29" w:type="dxa"/>
-              <w:right w:w="29" w:type="dxa"/>
+              <w:left w:w="58" w:type="dxa"/>
+              <w:right w:w="58" w:type="dxa"/>
             </w:tcMar>
             <w:vAlign w:val="center"/>
           </w:tcPr>
@@ -203,6 +203,16 @@
               </w:rPr>
               <w:t>}</w:t>
             </w:r>
+            <w:r>
+              <w:rPr>
+                <w:rFonts w:ascii="Arial" w:hAnsi="Arial" w:cs="Arial"/>
+                <w:b/>
+                <w:bCs/>
+                <w:sz w:val="10"/>
+                <w:szCs w:val="10"/>
+              </w:rPr>
+              <w:t xml:space="preserve"> </w:t>
+            </w:r>
           </w:p>
           <w:p>
             <w:pPr>
@@ -224,7 +234,17 @@
                 <w:sz w:val="10"/>
                 <w:szCs w:val="10"/>
               </w:rPr>
-              <w:t>{{Label1.ProductStrain}}</w:t>
+              <w:t>{</w:t>
+            </w:r>
+            <w:r>
+              <w:rPr>
+                <w:rFonts w:ascii="Arial" w:hAnsi="Arial" w:cs="Arial"/>
+                <w:b/>
+                <w:bCs/>
+                <w:sz w:val="10"/>
+                <w:szCs w:val="10"/>
+              </w:rPr>
+              <w:t>{Label1.ProductStrain}}</w:t>
             </w:r>
           </w:p>
           <w:tbl>
@@ -252,7 +272,7 @@
             <w:tr>
               <w:trPr>
                 <w:cantSplit/>
-                <w:trHeight w:hRule="exact" w:val="1109"/>
+                <w:trHeight w:hRule="exact" w:val="1051"/>
               </w:trPr>
               <w:tc>
                 <w:tcPr>

--- a/src/core/generation/templates/vertical.docx
+++ b/src/core/generation/templates/vertical.docx
@@ -40,14 +40,7 @@
               <w:tblOverlap w:val="never"/>
               <w:tblW w:w="3312" w:type="dxa"/>
               <w:jc w:val="center"/>
-              <w:tblBorders>
-                <w:top w:val="single" w:sz="4" w:space="0" w:color="FFFFFF" w:themeColor="background1"/>
-                <w:left w:val="single" w:sz="4" w:space="0" w:color="FFFFFF" w:themeColor="background1"/>
-                <w:bottom w:val="single" w:sz="4" w:space="0" w:color="FFFFFF" w:themeColor="background1"/>
-                <w:right w:val="single" w:sz="4" w:space="0" w:color="FFFFFF" w:themeColor="background1"/>
-                <w:insideH w:val="single" w:sz="4" w:space="0" w:color="FFFFFF" w:themeColor="background1"/>
-                <w:insideV w:val="single" w:sz="4" w:space="0" w:color="FFFFFF" w:themeColor="background1"/>
-              </w:tblBorders>
+              <w:shd w:val="clear" w:color="auto" w:fill="FFFFFF" w:themeFill="background1"/>
               <w:tblLayout w:type="fixed"/>
               <w:tblCellMar>
                 <w:top w:w="43" w:type="dxa"/>
@@ -66,12 +59,6 @@
               <w:tc>
                 <w:tcPr>
                   <w:tcW w:w="3312" w:type="dxa"/>
-                  <w:tcBorders>
-                    <w:top w:val="nil"/>
-                    <w:left w:val="nil"/>
-                    <w:bottom w:val="nil"/>
-                    <w:right w:val="nil"/>
-                  </w:tcBorders>
                   <w:shd w:val="clear" w:color="auto" w:fill="FFFFFF" w:themeFill="background1"/>
                   <w:tcMar>
                     <w:top w:w="29" w:type="dxa"/>
@@ -132,13 +119,6 @@
               <w:tc>
                 <w:tcPr>
                   <w:tcW w:w="3312" w:type="dxa"/>
-                  <w:tcBorders>
-                    <w:top w:val="nil"/>
-                    <w:left w:val="nil"/>
-                    <w:bottom w:val="nil"/>
-                    <w:right w:val="nil"/>
-                  </w:tcBorders>
-                  <w:shd w:val="clear" w:color="auto" w:fill="FFFFFF" w:themeFill="background1"/>
                   <w:tcMar>
                     <w:top w:w="29" w:type="dxa"/>
                     <w:left w:w="58" w:type="dxa"/>

--- a/src/core/generation/templates/vertical.docx
+++ b/src/core/generation/templates/vertical.docx
@@ -119,6 +119,7 @@
               <w:tc>
                 <w:tcPr>
                   <w:tcW w:w="3312" w:type="dxa"/>
+                  <w:shd w:val="clear" w:color="auto" w:fill="FFFFFF" w:themeFill="background1"/>
                   <w:tcMar>
                     <w:top w:w="29" w:type="dxa"/>
                     <w:left w:w="58" w:type="dxa"/>

--- a/src/core/generation/templates/vertical.docx
+++ b/src/core/generation/templates/vertical.docx
@@ -119,7 +119,6 @@
               <w:tc>
                 <w:tcPr>
                   <w:tcW w:w="3312" w:type="dxa"/>
-                  <w:shd w:val="clear" w:color="auto" w:fill="FFFFFF" w:themeFill="background1"/>
                   <w:tcMar>
                     <w:top w:w="29" w:type="dxa"/>
                     <w:left w:w="58" w:type="dxa"/>

--- a/src/core/generation/templates/vertical.docx
+++ b/src/core/generation/templates/vertical.docx
@@ -40,7 +40,14 @@
               <w:tblOverlap w:val="never"/>
               <w:tblW w:w="3312" w:type="dxa"/>
               <w:jc w:val="center"/>
-              <w:shd w:val="clear" w:color="auto" w:fill="FFFFFF" w:themeFill="background1"/>
+              <w:tblBorders>
+                <w:top w:val="single" w:sz="4" w:space="0" w:color="FFFFFF" w:themeColor="background1"/>
+                <w:left w:val="single" w:sz="4" w:space="0" w:color="FFFFFF" w:themeColor="background1"/>
+                <w:bottom w:val="single" w:sz="4" w:space="0" w:color="FFFFFF" w:themeColor="background1"/>
+                <w:right w:val="single" w:sz="4" w:space="0" w:color="FFFFFF" w:themeColor="background1"/>
+                <w:insideH w:val="single" w:sz="4" w:space="0" w:color="FFFFFF" w:themeColor="background1"/>
+                <w:insideV w:val="single" w:sz="4" w:space="0" w:color="FFFFFF" w:themeColor="background1"/>
+              </w:tblBorders>
               <w:tblLayout w:type="fixed"/>
               <w:tblCellMar>
                 <w:top w:w="43" w:type="dxa"/>
@@ -59,6 +66,12 @@
               <w:tc>
                 <w:tcPr>
                   <w:tcW w:w="3312" w:type="dxa"/>
+                  <w:tcBorders>
+                    <w:top w:val="nil"/>
+                    <w:left w:val="nil"/>
+                    <w:bottom w:val="nil"/>
+                    <w:right w:val="nil"/>
+                  </w:tcBorders>
                   <w:shd w:val="clear" w:color="auto" w:fill="FFFFFF" w:themeFill="background1"/>
                   <w:tcMar>
                     <w:top w:w="29" w:type="dxa"/>
@@ -119,6 +132,13 @@
               <w:tc>
                 <w:tcPr>
                   <w:tcW w:w="3312" w:type="dxa"/>
+                  <w:tcBorders>
+                    <w:top w:val="nil"/>
+                    <w:left w:val="nil"/>
+                    <w:bottom w:val="nil"/>
+                    <w:right w:val="nil"/>
+                  </w:tcBorders>
+                  <w:shd w:val="clear" w:color="auto" w:fill="FFFFFF" w:themeFill="background1"/>
                   <w:tcMar>
                     <w:top w:w="29" w:type="dxa"/>
                     <w:left w:w="58" w:type="dxa"/>

--- a/src/core/generation/templates/vertical.docx
+++ b/src/core/generation/templates/vertical.docx
@@ -216,8 +216,8 @@
           </w:p>
           <w:p>
             <w:pPr>
-              <w:spacing w:line="216" w:lineRule="auto"/>
-              <w:ind w:right="126"/>
+              <w:spacing w:after="0" w:line="216" w:lineRule="auto"/>
+              <w:ind w:right="130"/>
               <w:rPr>
                 <w:rFonts w:ascii="Arial" w:hAnsi="Arial" w:cs="Arial"/>
                 <w:b/>
@@ -250,7 +250,7 @@
           <w:tbl>
             <w:tblPr>
               <w:tblStyle w:val="TableGrid"/>
-              <w:tblpPr w:vertAnchor="page" w:horzAnchor="margin" w:tblpXSpec="center" w:tblpY="3700"/>
+              <w:tblpPr w:vertAnchor="page" w:horzAnchor="margin" w:tblpXSpec="center" w:tblpY="3702"/>
               <w:tblOverlap w:val="never"/>
               <w:tblW w:w="3330" w:type="dxa"/>
               <w:tblBorders>
@@ -272,7 +272,7 @@
             <w:tr>
               <w:trPr>
                 <w:cantSplit/>
-                <w:trHeight w:hRule="exact" w:val="1051"/>
+                <w:trHeight w:hRule="exact" w:val="1080"/>
               </w:trPr>
               <w:tc>
                 <w:tcPr>
@@ -382,8 +382,8 @@
           </w:tbl>
           <w:p>
             <w:pPr>
-              <w:spacing w:line="216" w:lineRule="auto"/>
-              <w:ind w:right="126"/>
+              <w:spacing w:after="0" w:line="216" w:lineRule="auto"/>
+              <w:ind w:right="130"/>
               <w:rPr>
                 <w:rFonts w:ascii="Arial" w:hAnsi="Arial" w:cs="Arial"/>
                 <w:b/>

--- a/src/core/generation/templates/vertical.docx
+++ b/src/core/generation/templates/vertical.docx
@@ -40,14 +40,7 @@
               <w:tblOverlap w:val="never"/>
               <w:tblW w:w="3312" w:type="dxa"/>
               <w:jc w:val="center"/>
-              <w:tblBorders>
-                <w:top w:val="single" w:sz="4" w:space="0" w:color="FFFFFF" w:themeColor="background1"/>
-                <w:left w:val="single" w:sz="4" w:space="0" w:color="FFFFFF" w:themeColor="background1"/>
-                <w:bottom w:val="single" w:sz="4" w:space="0" w:color="FFFFFF" w:themeColor="background1"/>
-                <w:right w:val="single" w:sz="4" w:space="0" w:color="FFFFFF" w:themeColor="background1"/>
-                <w:insideH w:val="single" w:sz="4" w:space="0" w:color="FFFFFF" w:themeColor="background1"/>
-                <w:insideV w:val="single" w:sz="4" w:space="0" w:color="FFFFFF" w:themeColor="background1"/>
-              </w:tblBorders>
+              <w:shd w:val="clear" w:color="auto" w:fill="FFFFFF" w:themeFill="background1"/>
               <w:tblLayout w:type="fixed"/>
               <w:tblCellMar>
                 <w:top w:w="43" w:type="dxa"/>
@@ -60,18 +53,12 @@
             <w:tr>
               <w:trPr>
                 <w:cantSplit/>
-                <w:trHeight w:hRule="exact" w:val="2880"/>
+                <w:trHeight w:hRule="exact" w:val="2952"/>
                 <w:jc w:val="center"/>
               </w:trPr>
               <w:tc>
                 <w:tcPr>
                   <w:tcW w:w="3312" w:type="dxa"/>
-                  <w:tcBorders>
-                    <w:top w:val="nil"/>
-                    <w:left w:val="nil"/>
-                    <w:bottom w:val="nil"/>
-                    <w:right w:val="nil"/>
-                  </w:tcBorders>
                   <w:shd w:val="clear" w:color="auto" w:fill="FFFFFF" w:themeFill="background1"/>
                   <w:tcMar>
                     <w:top w:w="29" w:type="dxa"/>
@@ -132,12 +119,6 @@
               <w:tc>
                 <w:tcPr>
                   <w:tcW w:w="3312" w:type="dxa"/>
-                  <w:tcBorders>
-                    <w:top w:val="nil"/>
-                    <w:left w:val="nil"/>
-                    <w:bottom w:val="nil"/>
-                    <w:right w:val="nil"/>
-                  </w:tcBorders>
                   <w:shd w:val="clear" w:color="auto" w:fill="FFFFFF" w:themeFill="background1"/>
                   <w:tcMar>
                     <w:top w:w="29" w:type="dxa"/>
@@ -216,8 +197,8 @@
           </w:p>
           <w:p>
             <w:pPr>
-              <w:spacing w:after="0" w:line="216" w:lineRule="auto"/>
-              <w:ind w:right="130"/>
+              <w:spacing w:line="216" w:lineRule="auto"/>
+              <w:ind w:right="126"/>
               <w:rPr>
                 <w:rFonts w:ascii="Arial" w:hAnsi="Arial" w:cs="Arial"/>
                 <w:b/>
@@ -250,7 +231,7 @@
           <w:tbl>
             <w:tblPr>
               <w:tblStyle w:val="TableGrid"/>
-              <w:tblpPr w:vertAnchor="page" w:horzAnchor="margin" w:tblpXSpec="center" w:tblpY="3702"/>
+              <w:tblpPr w:vertAnchor="page" w:horzAnchor="margin" w:tblpXSpec="center" w:tblpY="3700"/>
               <w:tblOverlap w:val="never"/>
               <w:tblW w:w="3330" w:type="dxa"/>
               <w:tblBorders>
@@ -382,8 +363,8 @@
           </w:tbl>
           <w:p>
             <w:pPr>
-              <w:spacing w:after="0" w:line="216" w:lineRule="auto"/>
-              <w:ind w:right="130"/>
+              <w:spacing w:line="216" w:lineRule="auto"/>
+              <w:ind w:right="126"/>
               <w:rPr>
                 <w:rFonts w:ascii="Arial" w:hAnsi="Arial" w:cs="Arial"/>
                 <w:b/>

--- a/src/core/generation/templates/vertical.docx
+++ b/src/core/generation/templates/vertical.docx
@@ -40,7 +40,14 @@
               <w:tblOverlap w:val="never"/>
               <w:tblW w:w="3312" w:type="dxa"/>
               <w:jc w:val="center"/>
-              <w:shd w:val="clear" w:color="auto" w:fill="FFFFFF" w:themeFill="background1"/>
+              <w:tblBorders>
+                <w:top w:val="single" w:sz="4" w:space="0" w:color="FFFFFF" w:themeColor="background1"/>
+                <w:left w:val="single" w:sz="4" w:space="0" w:color="FFFFFF" w:themeColor="background1"/>
+                <w:bottom w:val="single" w:sz="4" w:space="0" w:color="FFFFFF" w:themeColor="background1"/>
+                <w:right w:val="single" w:sz="4" w:space="0" w:color="FFFFFF" w:themeColor="background1"/>
+                <w:insideH w:val="single" w:sz="4" w:space="0" w:color="FFFFFF" w:themeColor="background1"/>
+                <w:insideV w:val="single" w:sz="4" w:space="0" w:color="FFFFFF" w:themeColor="background1"/>
+              </w:tblBorders>
               <w:tblLayout w:type="fixed"/>
               <w:tblCellMar>
                 <w:top w:w="43" w:type="dxa"/>
@@ -53,12 +60,18 @@
             <w:tr>
               <w:trPr>
                 <w:cantSplit/>
-                <w:trHeight w:hRule="exact" w:val="2952"/>
+                <w:trHeight w:hRule="exact" w:val="2880"/>
                 <w:jc w:val="center"/>
               </w:trPr>
               <w:tc>
                 <w:tcPr>
                   <w:tcW w:w="3312" w:type="dxa"/>
+                  <w:tcBorders>
+                    <w:top w:val="nil"/>
+                    <w:left w:val="nil"/>
+                    <w:bottom w:val="nil"/>
+                    <w:right w:val="nil"/>
+                  </w:tcBorders>
                   <w:shd w:val="clear" w:color="auto" w:fill="FFFFFF" w:themeFill="background1"/>
                   <w:tcMar>
                     <w:top w:w="29" w:type="dxa"/>
@@ -119,6 +132,12 @@
               <w:tc>
                 <w:tcPr>
                   <w:tcW w:w="3312" w:type="dxa"/>
+                  <w:tcBorders>
+                    <w:top w:val="nil"/>
+                    <w:left w:val="nil"/>
+                    <w:bottom w:val="nil"/>
+                    <w:right w:val="nil"/>
+                  </w:tcBorders>
                   <w:shd w:val="clear" w:color="auto" w:fill="FFFFFF" w:themeFill="background1"/>
                   <w:tcMar>
                     <w:top w:w="29" w:type="dxa"/>
@@ -253,7 +272,7 @@
             <w:tr>
               <w:trPr>
                 <w:cantSplit/>
-                <w:trHeight w:hRule="exact" w:val="1080"/>
+                <w:trHeight w:hRule="exact" w:val="1051"/>
               </w:trPr>
               <w:tc>
                 <w:tcPr>

--- a/src/core/generation/templates/vertical.docx
+++ b/src/core/generation/templates/vertical.docx
@@ -40,14 +40,7 @@
               <w:tblOverlap w:val="never"/>
               <w:tblW w:w="3312" w:type="dxa"/>
               <w:jc w:val="center"/>
-              <w:tblBorders>
-                <w:top w:val="single" w:sz="4" w:space="0" w:color="FFFFFF" w:themeColor="background1"/>
-                <w:left w:val="single" w:sz="4" w:space="0" w:color="FFFFFF" w:themeColor="background1"/>
-                <w:bottom w:val="single" w:sz="4" w:space="0" w:color="FFFFFF" w:themeColor="background1"/>
-                <w:right w:val="single" w:sz="4" w:space="0" w:color="FFFFFF" w:themeColor="background1"/>
-                <w:insideH w:val="single" w:sz="4" w:space="0" w:color="FFFFFF" w:themeColor="background1"/>
-                <w:insideV w:val="single" w:sz="4" w:space="0" w:color="FFFFFF" w:themeColor="background1"/>
-              </w:tblBorders>
+              <w:shd w:val="clear" w:color="auto" w:fill="FFFFFF" w:themeFill="background1"/>
               <w:tblLayout w:type="fixed"/>
               <w:tblCellMar>
                 <w:top w:w="43" w:type="dxa"/>
@@ -60,18 +53,12 @@
             <w:tr>
               <w:trPr>
                 <w:cantSplit/>
-                <w:trHeight w:hRule="exact" w:val="2880"/>
+                <w:trHeight w:hRule="exact" w:val="2952"/>
                 <w:jc w:val="center"/>
               </w:trPr>
               <w:tc>
                 <w:tcPr>
                   <w:tcW w:w="3312" w:type="dxa"/>
-                  <w:tcBorders>
-                    <w:top w:val="nil"/>
-                    <w:left w:val="nil"/>
-                    <w:bottom w:val="nil"/>
-                    <w:right w:val="nil"/>
-                  </w:tcBorders>
                   <w:shd w:val="clear" w:color="auto" w:fill="FFFFFF" w:themeFill="background1"/>
                   <w:tcMar>
                     <w:top w:w="29" w:type="dxa"/>
@@ -132,12 +119,6 @@
               <w:tc>
                 <w:tcPr>
                   <w:tcW w:w="3312" w:type="dxa"/>
-                  <w:tcBorders>
-                    <w:top w:val="nil"/>
-                    <w:left w:val="nil"/>
-                    <w:bottom w:val="nil"/>
-                    <w:right w:val="nil"/>
-                  </w:tcBorders>
                   <w:shd w:val="clear" w:color="auto" w:fill="FFFFFF" w:themeFill="background1"/>
                   <w:tcMar>
                     <w:top w:w="29" w:type="dxa"/>
@@ -272,7 +253,7 @@
             <w:tr>
               <w:trPr>
                 <w:cantSplit/>
-                <w:trHeight w:hRule="exact" w:val="1051"/>
+                <w:trHeight w:hRule="exact" w:val="1080"/>
               </w:trPr>
               <w:tc>
                 <w:tcPr>

--- a/src/core/generation/templates/vertical.docx
+++ b/src/core/generation/templates/vertical.docx
@@ -29,8 +29,8 @@
             <w:tcW w:w="3456" w:type="dxa"/>
             <w:noWrap/>
             <w:tcMar>
-              <w:left w:w="58" w:type="dxa"/>
-              <w:right w:w="58" w:type="dxa"/>
+              <w:left w:w="29" w:type="dxa"/>
+              <w:right w:w="29" w:type="dxa"/>
             </w:tcMar>
             <w:vAlign w:val="center"/>
           </w:tcPr>
@@ -40,7 +40,14 @@
               <w:tblOverlap w:val="never"/>
               <w:tblW w:w="3312" w:type="dxa"/>
               <w:jc w:val="center"/>
-              <w:shd w:val="clear" w:color="auto" w:fill="FFFFFF" w:themeFill="background1"/>
+              <w:tblBorders>
+                <w:top w:val="single" w:sz="4" w:space="0" w:color="FFFFFF" w:themeColor="background1"/>
+                <w:left w:val="single" w:sz="4" w:space="0" w:color="FFFFFF" w:themeColor="background1"/>
+                <w:bottom w:val="single" w:sz="4" w:space="0" w:color="FFFFFF" w:themeColor="background1"/>
+                <w:right w:val="single" w:sz="4" w:space="0" w:color="FFFFFF" w:themeColor="background1"/>
+                <w:insideH w:val="single" w:sz="4" w:space="0" w:color="FFFFFF" w:themeColor="background1"/>
+                <w:insideV w:val="single" w:sz="4" w:space="0" w:color="FFFFFF" w:themeColor="background1"/>
+              </w:tblBorders>
               <w:tblLayout w:type="fixed"/>
               <w:tblCellMar>
                 <w:top w:w="43" w:type="dxa"/>
@@ -53,12 +60,18 @@
             <w:tr>
               <w:trPr>
                 <w:cantSplit/>
-                <w:trHeight w:hRule="exact" w:val="2952"/>
+                <w:trHeight w:val="3073"/>
                 <w:jc w:val="center"/>
               </w:trPr>
               <w:tc>
                 <w:tcPr>
-                  <w:tcW w:w="3312" w:type="dxa"/>
+                  <w:tcW w:w="3240" w:type="dxa"/>
+                  <w:tcBorders>
+                    <w:top w:val="nil"/>
+                    <w:left w:val="nil"/>
+                    <w:bottom w:val="nil"/>
+                    <w:right w:val="nil"/>
+                  </w:tcBorders>
                   <w:shd w:val="clear" w:color="auto" w:fill="FFFFFF" w:themeFill="background1"/>
                   <w:tcMar>
                     <w:top w:w="29" w:type="dxa"/>
@@ -110,47 +123,6 @@
                 </w:p>
               </w:tc>
             </w:tr>
-            <w:tr>
-              <w:trPr>
-                <w:cantSplit/>
-                <w:trHeight w:hRule="exact" w:val="216"/>
-                <w:jc w:val="center"/>
-              </w:trPr>
-              <w:tc>
-                <w:tcPr>
-                  <w:tcW w:w="3312" w:type="dxa"/>
-                  <w:shd w:val="clear" w:color="auto" w:fill="FFFFFF" w:themeFill="background1"/>
-                  <w:tcMar>
-                    <w:top w:w="29" w:type="dxa"/>
-                    <w:left w:w="58" w:type="dxa"/>
-                    <w:right w:w="58" w:type="dxa"/>
-                  </w:tcMar>
-                </w:tcPr>
-                <w:p>
-                  <w:pPr>
-                    <w:spacing w:line="216" w:lineRule="auto"/>
-                    <w:jc w:val="right"/>
-                    <w:rPr>
-                      <w:rFonts w:ascii="Arial" w:hAnsi="Arial" w:cs="Arial"/>
-                      <w:b/>
-                      <w:bCs/>
-                      <w:sz w:val="10"/>
-                      <w:szCs w:val="10"/>
-                    </w:rPr>
-                  </w:pPr>
-                  <w:r>
-                    <w:rPr>
-                      <w:rFonts w:ascii="Arial" w:hAnsi="Arial" w:cs="Arial"/>
-                      <w:b/>
-                      <w:bCs/>
-                      <w:sz w:val="10"/>
-                      <w:szCs w:val="10"/>
-                    </w:rPr>
-                    <w:t>{{Label1.ProductVendor}}</w:t>
-                  </w:r>
-                </w:p>
-              </w:tc>
-            </w:tr>
           </w:tbl>
           <w:p>
             <w:pPr>
@@ -172,17 +144,7 @@
                 <w:sz w:val="10"/>
                 <w:szCs w:val="10"/>
               </w:rPr>
-              <w:t>{{Label1.Lineage}</w:t>
-            </w:r>
-            <w:r>
-              <w:rPr>
-                <w:rFonts w:ascii="Arial" w:hAnsi="Arial" w:cs="Arial"/>
-                <w:b/>
-                <w:bCs/>
-                <w:sz w:val="10"/>
-                <w:szCs w:val="10"/>
-              </w:rPr>
-              <w:t>}</w:t>
+              <w:t>{{Label1.Lineage}}</w:t>
             </w:r>
             <w:r>
               <w:rPr>
@@ -215,17 +177,7 @@
                 <w:sz w:val="10"/>
                 <w:szCs w:val="10"/>
               </w:rPr>
-              <w:t>{</w:t>
-            </w:r>
-            <w:r>
-              <w:rPr>
-                <w:rFonts w:ascii="Arial" w:hAnsi="Arial" w:cs="Arial"/>
-                <w:b/>
-                <w:bCs/>
-                <w:sz w:val="10"/>
-                <w:szCs w:val="10"/>
-              </w:rPr>
-              <w:t>{Label1.ProductStrain}}</w:t>
+              <w:t>{{Label1.ProductStrain}}</w:t>
             </w:r>
           </w:p>
           <w:tbl>
@@ -253,7 +205,7 @@
             <w:tr>
               <w:trPr>
                 <w:cantSplit/>
-                <w:trHeight w:hRule="exact" w:val="1080"/>
+                <w:trHeight w:hRule="exact" w:val="1109"/>
               </w:trPr>
               <w:tc>
                 <w:tcPr>

--- a/src/core/generation/templates/vertical.docx
+++ b/src/core/generation/templates/vertical.docx
@@ -29,8 +29,8 @@
             <w:tcW w:w="3456" w:type="dxa"/>
             <w:noWrap/>
             <w:tcMar>
-              <w:left w:w="29" w:type="dxa"/>
-              <w:right w:w="29" w:type="dxa"/>
+              <w:left w:w="58" w:type="dxa"/>
+              <w:right w:w="58" w:type="dxa"/>
             </w:tcMar>
             <w:vAlign w:val="center"/>
           </w:tcPr>
@@ -60,12 +60,12 @@
             <w:tr>
               <w:trPr>
                 <w:cantSplit/>
-                <w:trHeight w:val="3073"/>
+                <w:trHeight w:hRule="exact" w:val="2880"/>
                 <w:jc w:val="center"/>
               </w:trPr>
               <w:tc>
                 <w:tcPr>
-                  <w:tcW w:w="3240" w:type="dxa"/>
+                  <w:tcW w:w="3312" w:type="dxa"/>
                   <w:tcBorders>
                     <w:top w:val="nil"/>
                     <w:left w:val="nil"/>
@@ -123,6 +123,53 @@
                 </w:p>
               </w:tc>
             </w:tr>
+            <w:tr>
+              <w:trPr>
+                <w:cantSplit/>
+                <w:trHeight w:hRule="exact" w:val="216"/>
+                <w:jc w:val="center"/>
+              </w:trPr>
+              <w:tc>
+                <w:tcPr>
+                  <w:tcW w:w="3312" w:type="dxa"/>
+                  <w:tcBorders>
+                    <w:top w:val="nil"/>
+                    <w:left w:val="nil"/>
+                    <w:bottom w:val="nil"/>
+                    <w:right w:val="nil"/>
+                  </w:tcBorders>
+                  <w:shd w:val="clear" w:color="auto" w:fill="FFFFFF" w:themeFill="background1"/>
+                  <w:tcMar>
+                    <w:top w:w="29" w:type="dxa"/>
+                    <w:left w:w="58" w:type="dxa"/>
+                    <w:right w:w="58" w:type="dxa"/>
+                  </w:tcMar>
+                </w:tcPr>
+                <w:p>
+                  <w:pPr>
+                    <w:spacing w:line="216" w:lineRule="auto"/>
+                    <w:jc w:val="right"/>
+                    <w:rPr>
+                      <w:rFonts w:ascii="Arial" w:hAnsi="Arial" w:cs="Arial"/>
+                      <w:b/>
+                      <w:bCs/>
+                      <w:sz w:val="10"/>
+                      <w:szCs w:val="10"/>
+                    </w:rPr>
+                  </w:pPr>
+                  <w:r>
+                    <w:rPr>
+                      <w:rFonts w:ascii="Arial" w:hAnsi="Arial" w:cs="Arial"/>
+                      <w:b/>
+                      <w:bCs/>
+                      <w:sz w:val="10"/>
+                      <w:szCs w:val="10"/>
+                    </w:rPr>
+                    <w:t>{{Label1.ProductVendor}}</w:t>
+                  </w:r>
+                </w:p>
+              </w:tc>
+            </w:tr>
           </w:tbl>
           <w:p>
             <w:pPr>
@@ -144,7 +191,17 @@
                 <w:sz w:val="10"/>
                 <w:szCs w:val="10"/>
               </w:rPr>
-              <w:t>{{Label1.Lineage}}</w:t>
+              <w:t>{{Label1.Lineage}</w:t>
+            </w:r>
+            <w:r>
+              <w:rPr>
+                <w:rFonts w:ascii="Arial" w:hAnsi="Arial" w:cs="Arial"/>
+                <w:b/>
+                <w:bCs/>
+                <w:sz w:val="10"/>
+                <w:szCs w:val="10"/>
+              </w:rPr>
+              <w:t>}</w:t>
             </w:r>
             <w:r>
               <w:rPr>
@@ -177,7 +234,17 @@
                 <w:sz w:val="10"/>
                 <w:szCs w:val="10"/>
               </w:rPr>
-              <w:t>{{Label1.ProductStrain}}</w:t>
+              <w:t>{</w:t>
+            </w:r>
+            <w:r>
+              <w:rPr>
+                <w:rFonts w:ascii="Arial" w:hAnsi="Arial" w:cs="Arial"/>
+                <w:b/>
+                <w:bCs/>
+                <w:sz w:val="10"/>
+                <w:szCs w:val="10"/>
+              </w:rPr>
+              <w:t>{Label1.ProductStrain}}</w:t>
             </w:r>
           </w:p>
           <w:tbl>
@@ -205,7 +272,7 @@
             <w:tr>
               <w:trPr>
                 <w:cantSplit/>
-                <w:trHeight w:hRule="exact" w:val="1109"/>
+                <w:trHeight w:hRule="exact" w:val="1051"/>
               </w:trPr>
               <w:tc>
                 <w:tcPr>

--- a/src/core/generation/templates/vertical.docx
+++ b/src/core/generation/templates/vertical.docx
@@ -272,7 +272,7 @@
             <w:tr>
               <w:trPr>
                 <w:cantSplit/>
-                <w:trHeight w:hRule="exact" w:val="1051"/>
+                <w:trHeight w:hRule="exact" w:val="1080"/>
               </w:trPr>
               <w:tc>
                 <w:tcPr>

--- a/src/core/generation/templates/vertical.docx
+++ b/src/core/generation/templates/vertical.docx
@@ -272,7 +272,7 @@
             <w:tr>
               <w:trPr>
                 <w:cantSplit/>
-                <w:trHeight w:hRule="exact" w:val="1080"/>
+                <w:trHeight w:hRule="exact" w:val="1051"/>
               </w:trPr>
               <w:tc>
                 <w:tcPr>

--- a/src/core/generation/templates/vertical.docx
+++ b/src/core/generation/templates/vertical.docx
@@ -36,10 +36,9 @@
           </w:tcPr>
           <w:tbl>
             <w:tblPr>
-              <w:tblpPr w:leftFromText="187" w:rightFromText="187" w:vertAnchor="page" w:horzAnchor="margin" w:tblpXSpec="center" w:tblpY="76"/>
+              <w:tblpPr w:leftFromText="144" w:rightFromText="144" w:vertAnchor="page" w:horzAnchor="margin" w:tblpXSpec="center" w:tblpY="59"/>
               <w:tblOverlap w:val="never"/>
-              <w:tblW w:w="3312" w:type="dxa"/>
-              <w:jc w:val="center"/>
+              <w:tblW w:w="3341" w:type="dxa"/>
               <w:tblBorders>
                 <w:top w:val="single" w:sz="4" w:space="0" w:color="FFFFFF" w:themeColor="background1"/>
                 <w:left w:val="single" w:sz="4" w:space="0" w:color="FFFFFF" w:themeColor="background1"/>
@@ -55,13 +54,12 @@
               <w:tblLook w:val="0000" w:firstRow="0" w:lastRow="0" w:firstColumn="0" w:lastColumn="0" w:noHBand="0" w:noVBand="0"/>
             </w:tblPr>
             <w:tblGrid>
-              <w:gridCol w:w="3312"/>
+              <w:gridCol w:w="3341"/>
             </w:tblGrid>
             <w:tr>
               <w:trPr>
                 <w:cantSplit/>
-                <w:trHeight w:hRule="exact" w:val="2880"/>
-                <w:jc w:val="center"/>
+                <w:trHeight w:hRule="exact" w:val="3067"/>
               </w:trPr>
               <w:tc>
                 <w:tcPr>
@@ -75,8 +73,8 @@
                   <w:shd w:val="clear" w:color="auto" w:fill="FFFFFF" w:themeFill="background1"/>
                   <w:tcMar>
                     <w:top w:w="29" w:type="dxa"/>
-                    <w:left w:w="58" w:type="dxa"/>
-                    <w:right w:w="58" w:type="dxa"/>
+                    <w:left w:w="29" w:type="dxa"/>
+                    <w:right w:w="29" w:type="dxa"/>
                   </w:tcMar>
                 </w:tcPr>
                 <w:p>
@@ -121,13 +119,24 @@
                     <w:t>}}</w:t>
                   </w:r>
                 </w:p>
+                <w:p>
+                  <w:pPr>
+                    <w:spacing w:line="216" w:lineRule="auto"/>
+                    <w:rPr>
+                      <w:rFonts w:ascii="Arial" w:hAnsi="Arial" w:cs="Arial"/>
+                      <w:b/>
+                      <w:bCs/>
+                      <w:sz w:val="32"/>
+                      <w:szCs w:val="32"/>
+                    </w:rPr>
+                  </w:pPr>
+                </w:p>
               </w:tc>
             </w:tr>
             <w:tr>
               <w:trPr>
                 <w:cantSplit/>
-                <w:trHeight w:hRule="exact" w:val="216"/>
-                <w:jc w:val="center"/>
+                <w:trHeight w:hRule="exact" w:val="173"/>
               </w:trPr>
               <w:tc>
                 <w:tcPr>
@@ -153,8 +162,8 @@
                       <w:rFonts w:ascii="Arial" w:hAnsi="Arial" w:cs="Arial"/>
                       <w:b/>
                       <w:bCs/>
-                      <w:sz w:val="10"/>
-                      <w:szCs w:val="10"/>
+                      <w:sz w:val="8"/>
+                      <w:szCs w:val="8"/>
                     </w:rPr>
                   </w:pPr>
                   <w:r>
@@ -162,8 +171,8 @@
                       <w:rFonts w:ascii="Arial" w:hAnsi="Arial" w:cs="Arial"/>
                       <w:b/>
                       <w:bCs/>
-                      <w:sz w:val="10"/>
-                      <w:szCs w:val="10"/>
+                      <w:sz w:val="8"/>
+                      <w:szCs w:val="8"/>
                     </w:rPr>
                     <w:t>{{Label1.ProductVendor}}</w:t>
                   </w:r>
@@ -214,43 +223,10 @@
               <w:t xml:space="preserve"> </w:t>
             </w:r>
           </w:p>
-          <w:p>
-            <w:pPr>
-              <w:spacing w:line="216" w:lineRule="auto"/>
-              <w:ind w:right="126"/>
-              <w:rPr>
-                <w:rFonts w:ascii="Arial" w:hAnsi="Arial" w:cs="Arial"/>
-                <w:b/>
-                <w:bCs/>
-                <w:sz w:val="10"/>
-                <w:szCs w:val="10"/>
-              </w:rPr>
-            </w:pPr>
-            <w:r>
-              <w:rPr>
-                <w:rFonts w:ascii="Arial" w:hAnsi="Arial" w:cs="Arial"/>
-                <w:b/>
-                <w:bCs/>
-                <w:sz w:val="10"/>
-                <w:szCs w:val="10"/>
-              </w:rPr>
-              <w:t>{</w:t>
-            </w:r>
-            <w:r>
-              <w:rPr>
-                <w:rFonts w:ascii="Arial" w:hAnsi="Arial" w:cs="Arial"/>
-                <w:b/>
-                <w:bCs/>
-                <w:sz w:val="10"/>
-                <w:szCs w:val="10"/>
-              </w:rPr>
-              <w:t>{Label1.ProductStrain}}</w:t>
-            </w:r>
-          </w:p>
           <w:tbl>
             <w:tblPr>
               <w:tblStyle w:val="TableGrid"/>
-              <w:tblpPr w:vertAnchor="page" w:horzAnchor="margin" w:tblpXSpec="center" w:tblpY="3700"/>
+              <w:tblpPr w:vertAnchor="page" w:horzAnchor="margin" w:tblpXSpec="center" w:tblpY="3889"/>
               <w:tblOverlap w:val="never"/>
               <w:tblW w:w="3330" w:type="dxa"/>
               <w:tblBorders>
@@ -272,7 +248,7 @@
             <w:tr>
               <w:trPr>
                 <w:cantSplit/>
-                <w:trHeight w:hRule="exact" w:val="1051"/>
+                <w:trHeight w:hRule="exact" w:val="936"/>
               </w:trPr>
               <w:tc>
                 <w:tcPr>
@@ -320,7 +296,6 @@
                   <w:vAlign w:val="center"/>
                 </w:tcPr>
                 <w:p>
-                  <w:proofErr w:type="gramStart"/>
                   <w:r>
                     <w:rPr>
                       <w:rFonts w:ascii="Arial" w:hAnsi="Arial" w:cs="Arial"/>
@@ -328,17 +303,7 @@
                       <w:szCs w:val="10"/>
                       <w:shd w:val="clear" w:color="auto" w:fill="FFFFFF" w:themeFill="background1"/>
                     </w:rPr>
-                    <w:t>{{ Label1.DOH</w:t>
-                  </w:r>
-                  <w:proofErr w:type="gramEnd"/>
-                  <w:r>
-                    <w:rPr>
-                      <w:rFonts w:ascii="Arial" w:hAnsi="Arial" w:cs="Arial"/>
-                      <w:sz w:val="10"/>
-                      <w:szCs w:val="10"/>
-                      <w:shd w:val="clear" w:color="auto" w:fill="FFFFFF" w:themeFill="background1"/>
-                    </w:rPr>
-                    <w:t xml:space="preserve"> }}</w:t>
+                    <w:t>{{ Label1.DOH }}</w:t>
                   </w:r>
                 </w:p>
               </w:tc>
@@ -382,12 +347,21 @@
           </w:tbl>
           <w:p>
             <w:pPr>
-              <w:spacing w:line="216" w:lineRule="auto"/>
-              <w:ind w:right="126"/>
+              <w:spacing w:before="100" w:beforeAutospacing="1" w:after="100" w:afterAutospacing="1" w:line="240" w:lineRule="auto"/>
+              <w:ind w:right="130"/>
               <w:rPr>
                 <w:rFonts w:ascii="Arial" w:hAnsi="Arial" w:cs="Arial"/>
                 <w:b/>
                 <w:bCs/>
+                <w:sz w:val="8"/>
+                <w:szCs w:val="8"/>
+              </w:rPr>
+            </w:pPr>
+          </w:p>
+          <w:p>
+            <w:pPr>
+              <w:rPr>
+                <w:rFonts w:ascii="Arial" w:hAnsi="Arial" w:cs="Arial"/>
                 <w:sz w:val="8"/>
                 <w:szCs w:val="8"/>
               </w:rPr>
